--- a/flow/20230927_hours/drafts/2024-05-g/01.05.docx
+++ b/flow/20230927_hours/drafts/2024-05-g/01.05.docx
@@ -1967,59 +1967,36 @@
         <w:rPr>
           <w:rFonts w:ascii="Times New Roman" w:hAnsi="Times New Roman"/>
           <w:i/>
-          <w:color w:val="FF0000"/>
-          <w:sz w:val="24"/>
-        </w:rPr>
-        <w:t>Кондак (г. 3):</w:t>
-      </w:r>
-      <w:r>
-        <w:rPr>
-          <w:rFonts w:ascii="Times New Roman" w:hAnsi="Times New Roman"/>
-          <w:sz w:val="24"/>
-        </w:rPr>
-        <w:t xml:space="preserve"> Очистивши Духом, великий пророку і мученику,* твоє </w:t>
-      </w:r>
-      <w:r>
-        <w:rPr>
-          <w:rFonts w:ascii="Times New Roman" w:hAnsi="Times New Roman"/>
-          <w:sz w:val="24"/>
-        </w:rPr>
-        <w:t>світлосяйне</w:t>
-      </w:r>
-      <w:r>
-        <w:rPr>
-          <w:rFonts w:ascii="Times New Roman" w:hAnsi="Times New Roman"/>
-          <w:sz w:val="24"/>
-        </w:rPr>
-        <w:t xml:space="preserve"> серце, славний Єреміє,* пророцтва дар з висот прийняв єси* і взивав ти </w:t>
-      </w:r>
-      <w:r>
-        <w:rPr>
-          <w:rFonts w:ascii="Times New Roman" w:hAnsi="Times New Roman"/>
-          <w:sz w:val="24"/>
-        </w:rPr>
-        <w:t>велегласно</w:t>
-      </w:r>
-      <w:r>
-        <w:rPr>
-          <w:rFonts w:ascii="Times New Roman" w:hAnsi="Times New Roman"/>
-          <w:sz w:val="24"/>
-        </w:rPr>
-        <w:t xml:space="preserve"> навкруги:* цей Бог наш і не </w:t>
-      </w:r>
-      <w:r>
-        <w:rPr>
-          <w:rFonts w:ascii="Times New Roman" w:hAnsi="Times New Roman"/>
-          <w:sz w:val="24"/>
-        </w:rPr>
-        <w:t>додасться</w:t>
-      </w:r>
-      <w:r>
-        <w:rPr>
-          <w:rFonts w:ascii="Times New Roman" w:hAnsi="Times New Roman"/>
-          <w:sz w:val="24"/>
-        </w:rPr>
-        <w:t xml:space="preserve"> інший до Нього,* який воплотився і явився на землі.</w:t>
+          <w:color w:val="FF4400"/>
+          <w:sz w:val="24"/>
+        </w:rPr>
+        <w:t>Кондак (г. 8):</w:t>
+      </w:r>
+      <w:r>
+        <w:rPr>
+          <w:rFonts w:ascii="Times New Roman" w:hAnsi="Times New Roman"/>
+          <w:color w:val="333333"/>
+          <w:sz w:val="24"/>
+          <w:highlight w:val="white"/>
+        </w:rPr>
+        <w:t xml:space="preserve"> </w:t>
+      </w:r>
+      <w:r>
+        <w:rPr>
+          <w:rFonts w:ascii="Times New Roman" w:hAnsi="Times New Roman"/>
+          <w:color w:val="333333"/>
+          <w:sz w:val="24"/>
+        </w:rPr>
+        <w:t>З вірою прийшовши на кладязь,* самарянка виділа Тебе, премудрости воду,* якої напившись обильно,* царство вишнє унаслідувала повік* приснославна.</w:t>
+      </w:r>
+      <w:r>
+        <w:rPr>
+          <w:rFonts w:ascii="Times New Roman" w:hAnsi="Times New Roman"/>
+          <w:i/>
+          <w:color w:val="FF0000"/>
+          <w:sz w:val="24"/>
+        </w:rPr>
+        <w:t xml:space="preserve"> </w:t>
       </w:r>
     </w:p>
     <w:p>
@@ -7658,59 +7635,36 @@
         <w:rPr>
           <w:rFonts w:ascii="Times New Roman" w:hAnsi="Times New Roman"/>
           <w:i/>
-          <w:color w:val="FF0000"/>
-          <w:sz w:val="24"/>
-        </w:rPr>
-        <w:t>Кондак (г. 3):</w:t>
-      </w:r>
-      <w:r>
-        <w:rPr>
-          <w:rFonts w:ascii="Times New Roman" w:hAnsi="Times New Roman"/>
-          <w:sz w:val="24"/>
-        </w:rPr>
-        <w:t xml:space="preserve"> Очистивши Духом, великий пророку і мученику,* твоє </w:t>
-      </w:r>
-      <w:r>
-        <w:rPr>
-          <w:rFonts w:ascii="Times New Roman" w:hAnsi="Times New Roman"/>
-          <w:sz w:val="24"/>
-        </w:rPr>
-        <w:t>світлосяйне</w:t>
-      </w:r>
-      <w:r>
-        <w:rPr>
-          <w:rFonts w:ascii="Times New Roman" w:hAnsi="Times New Roman"/>
-          <w:sz w:val="24"/>
-        </w:rPr>
-        <w:t xml:space="preserve"> серце, славний Єреміє,* пророцтва дар з висот прийняв єси* і взивав ти </w:t>
-      </w:r>
-      <w:r>
-        <w:rPr>
-          <w:rFonts w:ascii="Times New Roman" w:hAnsi="Times New Roman"/>
-          <w:sz w:val="24"/>
-        </w:rPr>
-        <w:t>велегласно</w:t>
-      </w:r>
-      <w:r>
-        <w:rPr>
-          <w:rFonts w:ascii="Times New Roman" w:hAnsi="Times New Roman"/>
-          <w:sz w:val="24"/>
-        </w:rPr>
-        <w:t xml:space="preserve"> навкруги:* цей Бог наш і не </w:t>
-      </w:r>
-      <w:r>
-        <w:rPr>
-          <w:rFonts w:ascii="Times New Roman" w:hAnsi="Times New Roman"/>
-          <w:sz w:val="24"/>
-        </w:rPr>
-        <w:t>додасться</w:t>
-      </w:r>
-      <w:r>
-        <w:rPr>
-          <w:rFonts w:ascii="Times New Roman" w:hAnsi="Times New Roman"/>
-          <w:sz w:val="24"/>
-        </w:rPr>
-        <w:t xml:space="preserve"> інший до Нього,* який воплотився і явився на землі.</w:t>
+          <w:color w:val="FF4400"/>
+          <w:sz w:val="24"/>
+        </w:rPr>
+        <w:t>Кондак (г. 8):</w:t>
+      </w:r>
+      <w:r>
+        <w:rPr>
+          <w:rFonts w:ascii="Times New Roman" w:hAnsi="Times New Roman"/>
+          <w:color w:val="333333"/>
+          <w:sz w:val="24"/>
+          <w:highlight w:val="white"/>
+        </w:rPr>
+        <w:t xml:space="preserve"> </w:t>
+      </w:r>
+      <w:r>
+        <w:rPr>
+          <w:rFonts w:ascii="Times New Roman" w:hAnsi="Times New Roman"/>
+          <w:color w:val="333333"/>
+          <w:sz w:val="24"/>
+        </w:rPr>
+        <w:t>З вірою прийшовши на кладязь,* самарянка виділа Тебе, премудрости воду,* якої напившись обильно,* царство вишнє унаслідувала повік* приснославна.</w:t>
+      </w:r>
+      <w:r>
+        <w:rPr>
+          <w:rFonts w:ascii="Times New Roman" w:hAnsi="Times New Roman"/>
+          <w:i/>
+          <w:color w:val="FF0000"/>
+          <w:sz w:val="24"/>
+        </w:rPr>
+        <w:t xml:space="preserve"> </w:t>
       </w:r>
     </w:p>
     <w:p>

--- a/flow/20230927_hours/drafts/2024-05-g/01.05.docx
+++ b/flow/20230927_hours/drafts/2024-05-g/01.05.docx
@@ -1987,7 +1987,39 @@
           <w:color w:val="333333"/>
           <w:sz w:val="24"/>
         </w:rPr>
-        <w:t>З вірою прийшовши на кладязь,* самарянка виділа Тебе, премудрости воду,* якої напившись обильно,* царство вишнє унаслідувала повік* приснославна.</w:t>
+        <w:t xml:space="preserve">З вірою прийшовши на </w:t>
+      </w:r>
+      <w:r>
+        <w:rPr>
+          <w:rFonts w:ascii="Times New Roman" w:hAnsi="Times New Roman"/>
+          <w:color w:val="333333"/>
+          <w:sz w:val="24"/>
+        </w:rPr>
+        <w:t>кладязь</w:t>
+      </w:r>
+      <w:r>
+        <w:rPr>
+          <w:rFonts w:ascii="Times New Roman" w:hAnsi="Times New Roman"/>
+          <w:color w:val="333333"/>
+          <w:sz w:val="24"/>
+        </w:rPr>
+        <w:t xml:space="preserve">,* самарянка виділа Тебе, премудрости воду,* якої напившись обильно,* царство вишнє унаслідувала повік* </w:t>
+      </w:r>
+      <w:r>
+        <w:rPr>
+          <w:rFonts w:ascii="Times New Roman" w:hAnsi="Times New Roman"/>
+          <w:color w:val="333333"/>
+          <w:sz w:val="24"/>
+        </w:rPr>
+        <w:t>приснославна</w:t>
+      </w:r>
+      <w:r>
+        <w:rPr>
+          <w:rFonts w:ascii="Times New Roman" w:hAnsi="Times New Roman"/>
+          <w:color w:val="333333"/>
+          <w:sz w:val="24"/>
+        </w:rPr>
+        <w:t>.</w:t>
       </w:r>
       <w:r>
         <w:rPr>
@@ -7655,7 +7687,39 @@
           <w:color w:val="333333"/>
           <w:sz w:val="24"/>
         </w:rPr>
-        <w:t>З вірою прийшовши на кладязь,* самарянка виділа Тебе, премудрости воду,* якої напившись обильно,* царство вишнє унаслідувала повік* приснославна.</w:t>
+        <w:t xml:space="preserve">З вірою прийшовши на </w:t>
+      </w:r>
+      <w:r>
+        <w:rPr>
+          <w:rFonts w:ascii="Times New Roman" w:hAnsi="Times New Roman"/>
+          <w:color w:val="333333"/>
+          <w:sz w:val="24"/>
+        </w:rPr>
+        <w:t>кладязь</w:t>
+      </w:r>
+      <w:r>
+        <w:rPr>
+          <w:rFonts w:ascii="Times New Roman" w:hAnsi="Times New Roman"/>
+          <w:color w:val="333333"/>
+          <w:sz w:val="24"/>
+        </w:rPr>
+        <w:t xml:space="preserve">,* самарянка виділа Тебе, премудрости воду,* якої напившись обильно,* царство вишнє унаслідувала повік* </w:t>
+      </w:r>
+      <w:r>
+        <w:rPr>
+          <w:rFonts w:ascii="Times New Roman" w:hAnsi="Times New Roman"/>
+          <w:color w:val="333333"/>
+          <w:sz w:val="24"/>
+        </w:rPr>
+        <w:t>приснославна</w:t>
+      </w:r>
+      <w:r>
+        <w:rPr>
+          <w:rFonts w:ascii="Times New Roman" w:hAnsi="Times New Roman"/>
+          <w:color w:val="333333"/>
+          <w:sz w:val="24"/>
+        </w:rPr>
+        <w:t>.</w:t>
       </w:r>
       <w:r>
         <w:rPr>

--- a/flow/20230927_hours/drafts/2024-05-g/01.05.docx
+++ b/flow/20230927_hours/drafts/2024-05-g/01.05.docx
@@ -346,19 +346,10 @@
       <w:r>
         <w:rPr>
           <w:rFonts w:ascii="Times New Roman" w:hAnsi="Times New Roman"/>
-          <w:i/>
-          <w:color w:val="FF0000"/>
-          <w:sz w:val="24"/>
-        </w:rPr>
-        <w:t>:</w:t>
-      </w:r>
-      <w:r>
-        <w:rPr>
-          <w:rFonts w:ascii="Times New Roman" w:hAnsi="Times New Roman"/>
-          <w:color w:val="FF0000"/>
-          <w:sz w:val="24"/>
-        </w:rPr>
-        <w:t xml:space="preserve"> </w:t>
+          <w:color w:val="FF0000"/>
+          <w:sz w:val="24"/>
+        </w:rPr>
+        <w:t xml:space="preserve">: </w:t>
       </w:r>
       <w:r>
         <w:rPr>
@@ -1504,22 +1495,36 @@
       </w:r>
     </w:p>
     <w:p>
-      <w:r>
-        <w:rPr>
-          <w:rFonts w:ascii="Times New Roman" w:hAnsi="Times New Roman"/>
-          <w:i/>
-          <w:color w:val="FF4400"/>
-          <w:sz w:val="24"/>
-        </w:rPr>
-        <w:t xml:space="preserve">Тропар (г. 4): </w:t>
-      </w:r>
-      <w:r>
-        <w:rPr>
-          <w:rFonts w:ascii="Times New Roman" w:hAnsi="Times New Roman"/>
-          <w:color w:val="333333"/>
-          <w:sz w:val="24"/>
-        </w:rPr>
-        <w:t>Сві́тлую воскресі́ння про́повідь від а́нгела взна́вши* і пра́дідне осу́дження відки́нувши,* Госпо́дні учени́ці, хва́лячись, апо́столам мо́вили:* Повали́лася смерть, воскре́с Христо́с Бог,* дару́ючи сві́тові вели́ку ми́лість.</w:t>
+      <w:pPr>
+        <w:rPr>
+          <w:rFonts w:ascii="Times New Roman" w:hAnsi="Times New Roman"/>
+          <w:sz w:val="24"/>
+        </w:rPr>
+      </w:pPr>
+      <w:r>
+        <w:rPr>
+          <w:rFonts w:ascii="Times New Roman" w:hAnsi="Times New Roman"/>
+          <w:i/>
+          <w:color w:val="FF0000"/>
+          <w:sz w:val="24"/>
+        </w:rPr>
+        <w:t>Тропар (г. 1)</w:t>
+      </w:r>
+      <w:r>
+        <w:rPr>
+          <w:rFonts w:ascii="Times New Roman" w:hAnsi="Times New Roman"/>
+          <w:i/>
+          <w:color w:val="FF0000"/>
+          <w:sz w:val="24"/>
+        </w:rPr>
+        <w:t xml:space="preserve">: </w:t>
+      </w:r>
+      <w:r>
+        <w:rPr>
+          <w:rFonts w:ascii="Times New Roman" w:hAnsi="Times New Roman"/>
+          <w:sz w:val="24"/>
+        </w:rPr>
+        <w:t>Спаси, Господи, людей твоїх* і благослови спадкоємство твоє!* Дай перемогу благовірному народові над супротивниками* і хрестом твоїм охорони люд твій.</w:t>
       </w:r>
     </w:p>
     <w:p>
@@ -1963,128 +1968,107 @@
       </w:r>
     </w:p>
     <w:p>
-      <w:r>
-        <w:rPr>
-          <w:rFonts w:ascii="Times New Roman" w:hAnsi="Times New Roman"/>
-          <w:i/>
-          <w:color w:val="FF4400"/>
-          <w:sz w:val="24"/>
-        </w:rPr>
-        <w:t>Кондак (г. 8):</w:t>
-      </w:r>
-      <w:r>
-        <w:rPr>
-          <w:rFonts w:ascii="Times New Roman" w:hAnsi="Times New Roman"/>
-          <w:color w:val="333333"/>
-          <w:sz w:val="24"/>
-          <w:highlight w:val="white"/>
-        </w:rPr>
-        <w:t xml:space="preserve"> </w:t>
-      </w:r>
-      <w:r>
-        <w:rPr>
-          <w:rFonts w:ascii="Times New Roman" w:hAnsi="Times New Roman"/>
-          <w:color w:val="333333"/>
-          <w:sz w:val="24"/>
-        </w:rPr>
-        <w:t xml:space="preserve">З вірою прийшовши на </w:t>
-      </w:r>
-      <w:r>
-        <w:rPr>
-          <w:rFonts w:ascii="Times New Roman" w:hAnsi="Times New Roman"/>
-          <w:color w:val="333333"/>
-          <w:sz w:val="24"/>
-        </w:rPr>
-        <w:t>кладязь</w:t>
-      </w:r>
-      <w:r>
-        <w:rPr>
-          <w:rFonts w:ascii="Times New Roman" w:hAnsi="Times New Roman"/>
-          <w:color w:val="333333"/>
-          <w:sz w:val="24"/>
-        </w:rPr>
-        <w:t xml:space="preserve">,* самарянка виділа Тебе, премудрости воду,* якої напившись обильно,* царство вишнє унаслідувала повік* </w:t>
-      </w:r>
-      <w:r>
-        <w:rPr>
-          <w:rFonts w:ascii="Times New Roman" w:hAnsi="Times New Roman"/>
-          <w:color w:val="333333"/>
-          <w:sz w:val="24"/>
-        </w:rPr>
-        <w:t>приснославна</w:t>
-      </w:r>
-      <w:r>
-        <w:rPr>
-          <w:rFonts w:ascii="Times New Roman" w:hAnsi="Times New Roman"/>
-          <w:color w:val="333333"/>
+      <w:pPr>
+        <w:rPr>
+          <w:rFonts w:ascii="Times New Roman" w:hAnsi="Times New Roman"/>
+          <w:sz w:val="24"/>
+          <w:lang w:val="en-US"/>
+        </w:rPr>
+      </w:pPr>
+      <w:bookmarkStart w:id="0" w:name="_Hlk70418204"/>
+      <w:r>
+        <w:rPr>
+          <w:rFonts w:ascii="Times New Roman" w:hAnsi="Times New Roman"/>
+          <w:i/>
+          <w:color w:val="FF0000"/>
+          <w:sz w:val="24"/>
+        </w:rPr>
+        <w:t>Кондак (г. 4)</w:t>
+      </w:r>
+      <w:r>
+        <w:rPr>
+          <w:rFonts w:ascii="Times New Roman" w:hAnsi="Times New Roman"/>
+          <w:i/>
+          <w:color w:val="FF0000"/>
+          <w:sz w:val="24"/>
+        </w:rPr>
+        <w:t>:</w:t>
+      </w:r>
+      <w:r>
+        <w:rPr>
+          <w:rFonts w:ascii="Times New Roman" w:hAnsi="Times New Roman"/>
+          <w:sz w:val="24"/>
+        </w:rPr>
+        <w:t xml:space="preserve"> Зійшовши добровільно на хрест,* оновленому людові твоєму, Христе Боже,* що носить твоє ім'я,* даруй твої щедроти;* звесели силою твоєю і дай перемогу* над супротивниками своєму народові,* щоб його допоміжною зброєю став твій мир,* непоборна перемога.</w:t>
+      </w:r>
+    </w:p>
+    <w:bookmarkEnd w:id="0"/>
+    <w:p>
+      <w:pPr>
+        <w:spacing w:line="240" w:lineRule="auto"/>
+        <w:rPr>
+          <w:rFonts w:ascii="Times New Roman" w:hAnsi="Times New Roman"/>
+          <w:sz w:val="24"/>
+        </w:rPr>
+      </w:pPr>
+      <w:r>
+        <w:rPr>
+          <w:rFonts w:ascii="Times New Roman" w:hAnsi="Times New Roman"/>
+          <w:sz w:val="24"/>
+        </w:rPr>
+        <w:t xml:space="preserve">Господи, помилуй </w:t>
+      </w:r>
+      <w:r>
+        <w:rPr>
+          <w:rFonts w:ascii="Times New Roman" w:hAnsi="Times New Roman"/>
+          <w:i/>
+          <w:color w:val="FF0000"/>
+          <w:sz w:val="24"/>
+        </w:rPr>
+        <w:t>(</w:t>
+      </w:r>
+      <w:r>
+        <w:rPr>
+          <w:rFonts w:ascii="Times New Roman" w:hAnsi="Times New Roman"/>
+          <w:i/>
+          <w:color w:val="FF0000"/>
+          <w:sz w:val="24"/>
+          <w:lang w:val="en-US"/>
+        </w:rPr>
+        <w:t>40</w:t>
+      </w:r>
+      <w:r>
+        <w:rPr>
+          <w:rFonts w:ascii="Times New Roman" w:hAnsi="Times New Roman"/>
+          <w:i/>
+          <w:color w:val="FF0000"/>
+          <w:sz w:val="24"/>
+        </w:rPr>
+        <w:t xml:space="preserve"> р.)</w:t>
+      </w:r>
+      <w:r>
+        <w:rPr>
+          <w:rFonts w:ascii="Times New Roman" w:hAnsi="Times New Roman"/>
           <w:sz w:val="24"/>
         </w:rPr>
         <w:t>.</w:t>
       </w:r>
-      <w:r>
-        <w:rPr>
-          <w:rFonts w:ascii="Times New Roman" w:hAnsi="Times New Roman"/>
-          <w:i/>
-          <w:color w:val="FF0000"/>
-          <w:sz w:val="24"/>
-        </w:rPr>
-        <w:t xml:space="preserve"> </w:t>
-      </w:r>
-    </w:p>
-    <w:p>
-      <w:pPr>
-        <w:spacing w:line="240" w:lineRule="auto"/>
-        <w:rPr>
-          <w:rFonts w:ascii="Times New Roman" w:hAnsi="Times New Roman"/>
-          <w:sz w:val="24"/>
-        </w:rPr>
-      </w:pPr>
-      <w:r>
-        <w:rPr>
-          <w:rFonts w:ascii="Times New Roman" w:hAnsi="Times New Roman"/>
-          <w:sz w:val="24"/>
-        </w:rPr>
-        <w:t xml:space="preserve">Господи, помилуй </w:t>
-      </w:r>
-      <w:r>
-        <w:rPr>
-          <w:rFonts w:ascii="Times New Roman" w:hAnsi="Times New Roman"/>
-          <w:i/>
-          <w:color w:val="FF0000"/>
-          <w:sz w:val="24"/>
-        </w:rPr>
-        <w:t>(40 р.)</w:t>
-      </w:r>
-      <w:r>
-        <w:rPr>
-          <w:rFonts w:ascii="Times New Roman" w:hAnsi="Times New Roman"/>
-          <w:sz w:val="24"/>
-        </w:rPr>
-        <w:t>.</w:t>
-      </w:r>
-    </w:p>
-    <w:p>
-      <w:pPr>
-        <w:spacing w:line="240" w:lineRule="auto"/>
-        <w:rPr>
-          <w:rFonts w:ascii="Times New Roman" w:hAnsi="Times New Roman"/>
-          <w:sz w:val="24"/>
-        </w:rPr>
-      </w:pPr>
-      <w:r>
-        <w:rPr>
-          <w:rFonts w:ascii="Times New Roman" w:hAnsi="Times New Roman"/>
-          <w:sz w:val="24"/>
-        </w:rPr>
-        <w:t xml:space="preserve">Ти, що повсякчас і кожної години на небі й на землі приймаєш поклін і славу, Боже добрий, довготерпеливий й многомилостивий, що праведних любиш, і грішних милуєш, і всіх кличеш до спасіння, заради обіцянки майбутніх благ! Прийми, Господи, в цю хвилину й наші молитви і спрямуй життя наше до твоїх заповідей. Душі наші освяти, тіла очисти, думки </w:t>
-      </w:r>
+    </w:p>
+    <w:p>
+      <w:pPr>
+        <w:spacing w:line="240" w:lineRule="auto"/>
+        <w:rPr>
+          <w:rFonts w:ascii="Times New Roman" w:hAnsi="Times New Roman"/>
+          <w:sz w:val="24"/>
+        </w:rPr>
+      </w:pPr>
       <w:r>
         <w:rPr>
           <w:rFonts w:ascii="Times New Roman" w:hAnsi="Times New Roman"/>
           <w:sz w:val="24"/>
         </w:rPr>
         <w:lastRenderedPageBreak/>
-        <w:t xml:space="preserve">наші направ, розум очисти й протверези, і визволь нас від усякої скорботи, лиха й слабування. Захисти нас святими ангелами твоїми, щоб ми, їх охороною збережені й напоумлені, осягнули єдність віри та зрозуміння неприступної твоєї слави, бо ти благословенний на віки </w:t>
+        <w:t xml:space="preserve">Ти, що повсякчас і кожної години на небі й на землі приймаєш поклін і славу, Боже добрий, довготерпеливий й многомилостивий, що праведних любиш, і грішних милуєш, і всіх кличеш до спасіння, заради обіцянки майбутніх благ! Прийми, Господи, в цю хвилину й наші молитви і спрямуй життя наше до твоїх заповідей. Душі наші освяти, тіла очисти, думки наші направ, розум очисти й протверези, і визволь нас від усякої скорботи, лиха й слабування. Захисти нас святими ангелами твоїми, щоб ми, їх охороною збережені й напоумлені, осягнули єдність віри та зрозуміння неприступної твоєї слави, бо ти благословенний на віки </w:t>
       </w:r>
       <w:r>
         <w:rPr>
@@ -3795,14 +3779,14 @@
           <w:rFonts w:ascii="Times New Roman" w:hAnsi="Times New Roman"/>
           <w:sz w:val="24"/>
         </w:rPr>
-        <w:t xml:space="preserve">Збережи мою </w:t>
-      </w:r>
-      <w:r>
-        <w:rPr>
-          <w:rFonts w:ascii="Times New Roman" w:hAnsi="Times New Roman"/>
-          <w:sz w:val="24"/>
-        </w:rPr>
-        <w:t>душу й спаси мене,* щоб я не за</w:t>
+        <w:t>Збережи мою ду</w:t>
+      </w:r>
+      <w:r>
+        <w:rPr>
+          <w:rFonts w:ascii="Times New Roman" w:hAnsi="Times New Roman"/>
+          <w:sz w:val="24"/>
+        </w:rPr>
+        <w:t>шу й спаси мене,* щоб я не за</w:t>
       </w:r>
       <w:r>
         <w:rPr>
@@ -4473,25 +4457,6 @@
       </w:r>
     </w:p>
     <w:p>
-      <w:r>
-        <w:rPr>
-          <w:rFonts w:ascii="Times New Roman" w:hAnsi="Times New Roman"/>
-          <w:i/>
-          <w:color w:val="FF4400"/>
-          <w:sz w:val="24"/>
-        </w:rPr>
-        <w:t xml:space="preserve">Тропар (г. 4): </w:t>
-      </w:r>
-      <w:r>
-        <w:rPr>
-          <w:rFonts w:ascii="Times New Roman" w:hAnsi="Times New Roman"/>
-          <w:color w:val="333333"/>
-          <w:sz w:val="24"/>
-        </w:rPr>
-        <w:t>Сві́тлую воскресі́ння про́повідь від а́нгела взна́вши* і пра́дідне осу́дження відки́нувши,* Госпо́дні учени́ці, хва́лячись, апо́столам мо́вили:* Повали́лася смерть, воскре́с Христо́с Бог,* дару́ючи сві́тові вели́ку ми́лість.</w:t>
-      </w:r>
-    </w:p>
-    <w:p>
       <w:pPr>
         <w:spacing w:line="240" w:lineRule="auto"/>
         <w:rPr>
@@ -4508,21 +4473,23 @@
       </w:r>
     </w:p>
     <w:p>
-      <w:r>
-        <w:rPr>
-          <w:rFonts w:ascii="Times New Roman" w:hAnsi="Times New Roman"/>
-          <w:i/>
-          <w:color w:val="FF0000"/>
-          <w:sz w:val="24"/>
-        </w:rPr>
-        <w:t xml:space="preserve">Тропар (г. 2): </w:t>
-      </w:r>
-      <w:r>
-        <w:rPr>
-          <w:rFonts w:ascii="Times New Roman" w:hAnsi="Times New Roman"/>
-          <w:sz w:val="24"/>
-        </w:rPr>
-        <w:t>Пророка твого, Господи, Єремії, святкуючи пам’ять,* молимось його ради спасти душі наші.</w:t>
+      <w:pPr>
+        <w:spacing w:line="240" w:lineRule="auto"/>
+        <w:rPr>
+          <w:rFonts w:ascii="Times New Roman" w:hAnsi="Times New Roman"/>
+          <w:i/>
+          <w:color w:val="FF0000"/>
+          <w:sz w:val="24"/>
+        </w:rPr>
+      </w:pPr>
+      <w:r>
+        <w:rPr>
+          <w:rFonts w:ascii="Times New Roman" w:hAnsi="Times New Roman"/>
+          <w:i/>
+          <w:color w:val="FF0000"/>
+          <w:sz w:val="24"/>
+        </w:rPr>
+        <w:t xml:space="preserve">Тропар </w:t>
       </w:r>
     </w:p>
     <w:p>
@@ -4925,63 +4892,23 @@
       </w:r>
     </w:p>
     <w:p>
-      <w:r>
-        <w:rPr>
-          <w:rFonts w:ascii="Times New Roman" w:hAnsi="Times New Roman"/>
-          <w:i/>
-          <w:color w:val="FF0000"/>
-          <w:sz w:val="24"/>
-        </w:rPr>
-        <w:t>Кондак (г. 3):</w:t>
-      </w:r>
-      <w:r>
-        <w:rPr>
-          <w:rFonts w:ascii="Times New Roman" w:hAnsi="Times New Roman"/>
-          <w:sz w:val="24"/>
-        </w:rPr>
-        <w:t xml:space="preserve"> Очистивши Духом, великий пророку і мученику,* твоє </w:t>
-      </w:r>
-      <w:r>
-        <w:rPr>
-          <w:rFonts w:ascii="Times New Roman" w:hAnsi="Times New Roman"/>
-          <w:sz w:val="24"/>
-        </w:rPr>
-        <w:t>світлосяйне</w:t>
-      </w:r>
-      <w:r>
-        <w:rPr>
-          <w:rFonts w:ascii="Times New Roman" w:hAnsi="Times New Roman"/>
-          <w:sz w:val="24"/>
-        </w:rPr>
-        <w:t xml:space="preserve"> серце, славний Єреміє,* пророцтва дар з висот прийняв єси* і взивав ти </w:t>
-      </w:r>
-      <w:r>
-        <w:rPr>
-          <w:rFonts w:ascii="Times New Roman" w:hAnsi="Times New Roman"/>
-          <w:sz w:val="24"/>
-        </w:rPr>
-        <w:t>велегласно</w:t>
-      </w:r>
-      <w:r>
-        <w:rPr>
-          <w:rFonts w:ascii="Times New Roman" w:hAnsi="Times New Roman"/>
-          <w:sz w:val="24"/>
-        </w:rPr>
-        <w:t xml:space="preserve"> навкруги:* цей Бог наш і не </w:t>
-      </w:r>
-      <w:r>
-        <w:rPr>
-          <w:rFonts w:ascii="Times New Roman" w:hAnsi="Times New Roman"/>
-          <w:sz w:val="24"/>
-        </w:rPr>
-        <w:t>додасться</w:t>
-      </w:r>
-      <w:r>
-        <w:rPr>
-          <w:rFonts w:ascii="Times New Roman" w:hAnsi="Times New Roman"/>
-          <w:sz w:val="24"/>
-        </w:rPr>
-        <w:t xml:space="preserve"> інший до Нього,* який воплотився і явився на землі.</w:t>
+      <w:pPr>
+        <w:spacing w:line="240" w:lineRule="auto"/>
+        <w:rPr>
+          <w:rFonts w:ascii="Times New Roman" w:hAnsi="Times New Roman"/>
+          <w:i/>
+          <w:color w:val="FF0000"/>
+          <w:sz w:val="24"/>
+        </w:rPr>
+      </w:pPr>
+      <w:r>
+        <w:rPr>
+          <w:rFonts w:ascii="Times New Roman" w:hAnsi="Times New Roman"/>
+          <w:i/>
+          <w:color w:val="FF0000"/>
+          <w:sz w:val="24"/>
+        </w:rPr>
+        <w:t xml:space="preserve">Кондак </w:t>
       </w:r>
     </w:p>
     <w:p>
@@ -5021,6 +4948,8 @@
         <w:spacing w:line="240" w:lineRule="auto"/>
         <w:rPr>
           <w:rFonts w:ascii="Times New Roman" w:hAnsi="Times New Roman"/>
+          <w:i/>
+          <w:color w:val="FF0000"/>
           <w:sz w:val="24"/>
         </w:rPr>
       </w:pPr>
@@ -5038,6 +4967,100 @@
         </w:rPr>
         <w:t>віків.</w:t>
       </w:r>
+    </w:p>
+    <w:p>
+      <w:pPr>
+        <w:spacing w:line="240" w:lineRule="auto"/>
+        <w:rPr>
+          <w:rFonts w:ascii="Times New Roman" w:hAnsi="Times New Roman"/>
+          <w:sz w:val="24"/>
+        </w:rPr>
+      </w:pPr>
+      <w:r>
+        <w:rPr>
+          <w:rFonts w:ascii="Times New Roman" w:hAnsi="Times New Roman"/>
+          <w:i/>
+          <w:color w:val="FF0000"/>
+          <w:sz w:val="24"/>
+        </w:rPr>
+        <w:t xml:space="preserve">Вірні: </w:t>
+      </w:r>
+      <w:r>
+        <w:rPr>
+          <w:rFonts w:ascii="Times New Roman" w:hAnsi="Times New Roman"/>
+          <w:sz w:val="24"/>
+        </w:rPr>
+        <w:t>Амінь.</w:t>
+      </w:r>
+    </w:p>
+    <w:p>
+      <w:pPr>
+        <w:spacing w:line="240" w:lineRule="auto"/>
+        <w:rPr>
+          <w:rFonts w:ascii="Times New Roman" w:hAnsi="Times New Roman"/>
+          <w:sz w:val="24"/>
+        </w:rPr>
+      </w:pPr>
+      <w:r>
+        <w:rPr>
+          <w:rFonts w:ascii="Times New Roman" w:hAnsi="Times New Roman"/>
+          <w:sz w:val="24"/>
+        </w:rPr>
+        <w:t xml:space="preserve">Господи, помилуй </w:t>
+      </w:r>
+      <w:r>
+        <w:rPr>
+          <w:rFonts w:ascii="Times New Roman" w:hAnsi="Times New Roman"/>
+          <w:i/>
+          <w:color w:val="FF0000"/>
+          <w:sz w:val="24"/>
+        </w:rPr>
+        <w:t>(3 р.)</w:t>
+      </w:r>
+      <w:r>
+        <w:rPr>
+          <w:rFonts w:ascii="Times New Roman" w:hAnsi="Times New Roman"/>
+          <w:sz w:val="24"/>
+        </w:rPr>
+        <w:t>.</w:t>
+      </w:r>
+    </w:p>
+    <w:p>
+      <w:pPr>
+        <w:spacing w:line="240" w:lineRule="auto"/>
+        <w:rPr>
+          <w:rFonts w:ascii="Times New Roman" w:hAnsi="Times New Roman"/>
+          <w:sz w:val="24"/>
+        </w:rPr>
+      </w:pPr>
+      <w:r>
+        <w:rPr>
+          <w:rFonts w:ascii="Times New Roman" w:hAnsi="Times New Roman"/>
+          <w:sz w:val="24"/>
+        </w:rPr>
+        <w:t xml:space="preserve">Слава Отцю, і Сину, і Святому Духові,* </w:t>
+      </w:r>
+      <w:r>
+        <w:rPr>
+          <w:rFonts w:ascii="Times New Roman" w:hAnsi="Times New Roman"/>
+          <w:sz w:val="24"/>
+        </w:rPr>
+        <w:t>і нині, і повсякчас</w:t>
+      </w:r>
+      <w:r>
+        <w:rPr>
+          <w:rFonts w:ascii="Times New Roman" w:hAnsi="Times New Roman"/>
+          <w:sz w:val="24"/>
+        </w:rPr>
+        <w:t xml:space="preserve">, і на віки </w:t>
+      </w:r>
+      <w:r>
+        <w:rPr>
+          <w:rFonts w:ascii="Times New Roman" w:hAnsi="Times New Roman"/>
+          <w:sz w:val="24"/>
+        </w:rPr>
+        <w:t>віків.</w:t>
+      </w:r>
       <w:r>
         <w:rPr>
           <w:rFonts w:ascii="Times New Roman" w:hAnsi="Times New Roman"/>
@@ -5059,53 +5082,113 @@
           <w:rFonts w:ascii="Times New Roman" w:hAnsi="Times New Roman"/>
           <w:sz w:val="24"/>
         </w:rPr>
-        <w:t xml:space="preserve">Господи, помилуй </w:t>
-      </w:r>
-      <w:r>
-        <w:rPr>
-          <w:rFonts w:ascii="Times New Roman" w:hAnsi="Times New Roman"/>
-          <w:i/>
-          <w:color w:val="FF0000"/>
-          <w:sz w:val="24"/>
-        </w:rPr>
-        <w:t>(3 р.)</w:t>
-      </w:r>
-      <w:r>
-        <w:rPr>
-          <w:rFonts w:ascii="Times New Roman" w:hAnsi="Times New Roman"/>
-          <w:sz w:val="24"/>
-        </w:rPr>
-        <w:t>.</w:t>
-      </w:r>
-    </w:p>
-    <w:p>
-      <w:pPr>
-        <w:spacing w:line="240" w:lineRule="auto"/>
-        <w:rPr>
-          <w:rFonts w:ascii="Times New Roman" w:hAnsi="Times New Roman"/>
-          <w:sz w:val="24"/>
-        </w:rPr>
-      </w:pPr>
-      <w:r>
-        <w:rPr>
-          <w:rFonts w:ascii="Times New Roman" w:hAnsi="Times New Roman"/>
-          <w:sz w:val="24"/>
-        </w:rPr>
-        <w:t xml:space="preserve">Слава Отцю, і Сину, і Святому Духові,* </w:t>
-      </w:r>
-      <w:r>
-        <w:rPr>
-          <w:rFonts w:ascii="Times New Roman" w:hAnsi="Times New Roman"/>
-          <w:sz w:val="24"/>
-        </w:rPr>
-        <w:t>і нині, і повсякчас</w:t>
-      </w:r>
-      <w:r>
-        <w:rPr>
-          <w:rFonts w:ascii="Times New Roman" w:hAnsi="Times New Roman"/>
-          <w:sz w:val="24"/>
-        </w:rPr>
-        <w:t xml:space="preserve">, і на віки </w:t>
+        <w:t>Чеснішу від херувимів і незрівнянно славнішу і від серафимів,* що без зотління Бога Слово породила,* сущу Богородицю, тебе величаємо.</w:t>
+      </w:r>
+    </w:p>
+    <w:p>
+      <w:pPr>
+        <w:spacing w:line="240" w:lineRule="auto"/>
+        <w:rPr>
+          <w:rFonts w:ascii="Times New Roman" w:hAnsi="Times New Roman"/>
+          <w:sz w:val="24"/>
+        </w:rPr>
+      </w:pPr>
+      <w:r>
+        <w:rPr>
+          <w:rFonts w:ascii="Times New Roman" w:hAnsi="Times New Roman"/>
+          <w:sz w:val="24"/>
+        </w:rPr>
+        <w:t>Іменем Господнім благослови, отче!</w:t>
+      </w:r>
+    </w:p>
+    <w:p>
+      <w:pPr>
+        <w:spacing w:line="240" w:lineRule="auto"/>
+        <w:rPr>
+          <w:rFonts w:ascii="Times New Roman" w:hAnsi="Times New Roman"/>
+          <w:sz w:val="24"/>
+        </w:rPr>
+      </w:pPr>
+      <w:r>
+        <w:rPr>
+          <w:rFonts w:ascii="Times New Roman" w:hAnsi="Times New Roman"/>
+          <w:i/>
+          <w:color w:val="FF0000"/>
+          <w:sz w:val="24"/>
+        </w:rPr>
+        <w:t xml:space="preserve">Священик: </w:t>
+      </w:r>
+      <w:r>
+        <w:rPr>
+          <w:rFonts w:ascii="Times New Roman" w:hAnsi="Times New Roman"/>
+          <w:sz w:val="24"/>
+        </w:rPr>
+        <w:t>Молитвами святих отців наших, Господи Ісусе Христе Сине Божий, помилуй нас.</w:t>
+      </w:r>
+    </w:p>
+    <w:p>
+      <w:pPr>
+        <w:spacing w:line="240" w:lineRule="auto"/>
+        <w:rPr>
+          <w:rFonts w:ascii="Times New Roman" w:hAnsi="Times New Roman"/>
+          <w:sz w:val="24"/>
+        </w:rPr>
+      </w:pPr>
+      <w:r>
+        <w:rPr>
+          <w:rFonts w:ascii="Times New Roman" w:hAnsi="Times New Roman"/>
+          <w:i/>
+          <w:color w:val="FF0000"/>
+          <w:sz w:val="24"/>
+        </w:rPr>
+        <w:t xml:space="preserve">Вірні: </w:t>
+      </w:r>
+      <w:r>
+        <w:rPr>
+          <w:rFonts w:ascii="Times New Roman" w:hAnsi="Times New Roman"/>
+          <w:sz w:val="24"/>
+        </w:rPr>
+        <w:t>Амінь.</w:t>
+      </w:r>
+    </w:p>
+    <w:p>
+      <w:pPr>
+        <w:spacing w:line="240" w:lineRule="auto"/>
+        <w:jc w:val="center"/>
+        <w:rPr>
+          <w:rFonts w:ascii="Times New Roman" w:hAnsi="Times New Roman"/>
+          <w:b/>
+          <w:i/>
+          <w:sz w:val="24"/>
+        </w:rPr>
+      </w:pPr>
+      <w:r>
+        <w:rPr>
+          <w:rFonts w:ascii="Times New Roman" w:hAnsi="Times New Roman"/>
+          <w:b/>
+          <w:i/>
+          <w:color w:val="FF0000"/>
+          <w:sz w:val="24"/>
+        </w:rPr>
+        <w:t>Молитва на Час 3-ій</w:t>
+      </w:r>
+    </w:p>
+    <w:p>
+      <w:pPr>
+        <w:spacing w:line="240" w:lineRule="auto"/>
+        <w:rPr>
+          <w:rFonts w:ascii="Times New Roman" w:hAnsi="Times New Roman"/>
+          <w:i/>
+          <w:color w:val="FF0000"/>
+          <w:sz w:val="24"/>
+        </w:rPr>
+      </w:pPr>
+      <w:r>
+        <w:rPr>
+          <w:rFonts w:ascii="Times New Roman" w:hAnsi="Times New Roman"/>
+          <w:sz w:val="24"/>
+        </w:rPr>
+        <w:t xml:space="preserve">Владико, Боже, Отче вседержителю, Господи Сину єдинородний, Ісусе Христе і Святий Душе – єдине Божество і єдина сило! Помилуй мене грішного і, якими задумами знаєш, спаси мене недостойного слугу твого, бо ти благословенний на віки </w:t>
       </w:r>
       <w:r>
         <w:rPr>
@@ -5114,70 +5197,6 @@
         </w:rPr>
         <w:t>віків.</w:t>
       </w:r>
-      <w:r>
-        <w:rPr>
-          <w:rFonts w:ascii="Times New Roman" w:hAnsi="Times New Roman"/>
-          <w:sz w:val="24"/>
-        </w:rPr>
-        <w:t xml:space="preserve"> Амінь.</w:t>
-      </w:r>
-    </w:p>
-    <w:p>
-      <w:pPr>
-        <w:spacing w:line="240" w:lineRule="auto"/>
-        <w:rPr>
-          <w:rFonts w:ascii="Times New Roman" w:hAnsi="Times New Roman"/>
-          <w:sz w:val="24"/>
-        </w:rPr>
-      </w:pPr>
-      <w:r>
-        <w:rPr>
-          <w:rFonts w:ascii="Times New Roman" w:hAnsi="Times New Roman"/>
-          <w:sz w:val="24"/>
-        </w:rPr>
-        <w:t xml:space="preserve">Чеснішу від херувимів і незрівнянно славнішу і від серафимів,* що без зотління Бога Слово породила,* сущу Богородицю, тебе величаємо. </w:t>
-      </w:r>
-    </w:p>
-    <w:p>
-      <w:pPr>
-        <w:spacing w:line="240" w:lineRule="auto"/>
-        <w:rPr>
-          <w:rFonts w:ascii="Times New Roman" w:hAnsi="Times New Roman"/>
-          <w:sz w:val="24"/>
-        </w:rPr>
-      </w:pPr>
-      <w:r>
-        <w:rPr>
-          <w:rFonts w:ascii="Times New Roman" w:hAnsi="Times New Roman"/>
-          <w:sz w:val="24"/>
-        </w:rPr>
-        <w:t>Іменем Господнім благослови, отче!</w:t>
-      </w:r>
-    </w:p>
-    <w:p>
-      <w:pPr>
-        <w:spacing w:line="240" w:lineRule="auto"/>
-        <w:rPr>
-          <w:rFonts w:ascii="Times New Roman" w:hAnsi="Times New Roman"/>
-          <w:sz w:val="24"/>
-        </w:rPr>
-      </w:pPr>
-      <w:r>
-        <w:rPr>
-          <w:rFonts w:ascii="Times New Roman" w:hAnsi="Times New Roman"/>
-          <w:i/>
-          <w:color w:val="FF0000"/>
-          <w:sz w:val="24"/>
-        </w:rPr>
-        <w:t xml:space="preserve">Священик: </w:t>
-      </w:r>
-      <w:r>
-        <w:rPr>
-          <w:rFonts w:ascii="Times New Roman" w:hAnsi="Times New Roman"/>
-          <w:sz w:val="24"/>
-        </w:rPr>
-        <w:t>Молитвами святих отців наших, Господи Ісусе Христе Сине Божий, помилуй нас.</w:t>
-      </w:r>
     </w:p>
     <w:p>
       <w:pPr>
@@ -5207,63 +5226,76 @@
     <w:p>
       <w:pPr>
         <w:spacing w:line="240" w:lineRule="auto"/>
-        <w:jc w:val="center"/>
-        <w:rPr>
-          <w:rFonts w:ascii="Times New Roman" w:hAnsi="Times New Roman"/>
-          <w:b/>
-          <w:i/>
-          <w:sz w:val="24"/>
-        </w:rPr>
-      </w:pPr>
-      <w:r>
-        <w:rPr>
-          <w:rFonts w:ascii="Times New Roman" w:hAnsi="Times New Roman"/>
-          <w:b/>
-          <w:i/>
-          <w:color w:val="FF0000"/>
-          <w:sz w:val="24"/>
-        </w:rPr>
-        <w:t>Молитва на Час 3-ій</w:t>
-      </w:r>
-    </w:p>
-    <w:p>
-      <w:pPr>
-        <w:spacing w:line="240" w:lineRule="auto"/>
-        <w:rPr>
-          <w:rFonts w:ascii="Times New Roman" w:hAnsi="Times New Roman"/>
-          <w:sz w:val="24"/>
-        </w:rPr>
-      </w:pPr>
-      <w:r>
-        <w:rPr>
-          <w:rFonts w:ascii="Times New Roman" w:hAnsi="Times New Roman"/>
-          <w:sz w:val="24"/>
-        </w:rPr>
-        <w:t xml:space="preserve">Владико, Боже, Отче вседержителю, Господи Сину єдинородний, Ісусе Христе і Святий Душе – єдине Божество і єдина сило! Помилуй мене грішного і, якими задумами знаєш, спаси мене недостойного слугу твого, бо ти благословенний на віки </w:t>
-      </w:r>
-      <w:r>
-        <w:rPr>
-          <w:rFonts w:ascii="Times New Roman" w:hAnsi="Times New Roman"/>
-          <w:sz w:val="24"/>
-        </w:rPr>
-        <w:t>віків.</w:t>
-      </w:r>
-    </w:p>
-    <w:p>
-      <w:pPr>
-        <w:spacing w:line="240" w:lineRule="auto"/>
-        <w:rPr>
-          <w:rFonts w:ascii="Times New Roman" w:hAnsi="Times New Roman"/>
-          <w:sz w:val="24"/>
-        </w:rPr>
-      </w:pPr>
-      <w:r>
-        <w:rPr>
-          <w:rFonts w:ascii="Times New Roman" w:hAnsi="Times New Roman"/>
-          <w:i/>
-          <w:color w:val="FF0000"/>
-          <w:sz w:val="24"/>
-        </w:rPr>
+        <w:rPr>
+          <w:rFonts w:ascii="Times New Roman" w:hAnsi="Times New Roman"/>
+          <w:sz w:val="24"/>
+        </w:rPr>
+      </w:pPr>
+      <w:r>
+        <w:rPr>
+          <w:rFonts w:ascii="Times New Roman" w:hAnsi="Times New Roman"/>
+          <w:i/>
+          <w:color w:val="FF0000"/>
+          <w:sz w:val="24"/>
+        </w:rPr>
+        <w:t>[У давніх часословах замість цієї молитви є інша:</w:t>
+      </w:r>
+      <w:r>
+        <w:rPr>
+          <w:rFonts w:ascii="Times New Roman" w:hAnsi="Times New Roman"/>
+          <w:sz w:val="24"/>
+        </w:rPr>
+        <w:t xml:space="preserve"> Боже благодаті, ти </w:t>
+      </w:r>
+      <w:proofErr w:type="spellStart"/>
+      <w:r>
+        <w:rPr>
+          <w:rFonts w:ascii="Times New Roman" w:hAnsi="Times New Roman"/>
+          <w:sz w:val="24"/>
+        </w:rPr>
+        <w:t>змилосерджуєшся</w:t>
+      </w:r>
+      <w:proofErr w:type="spellEnd"/>
+      <w:r>
+        <w:rPr>
+          <w:rFonts w:ascii="Times New Roman" w:hAnsi="Times New Roman"/>
+          <w:sz w:val="24"/>
+        </w:rPr>
+        <w:t xml:space="preserve"> над нами кожного часу, </w:t>
+      </w:r>
+      <w:proofErr w:type="spellStart"/>
+      <w:r>
+        <w:rPr>
+          <w:rFonts w:ascii="Times New Roman" w:hAnsi="Times New Roman"/>
+          <w:sz w:val="24"/>
+        </w:rPr>
+        <w:t>утішенням</w:t>
+      </w:r>
+      <w:proofErr w:type="spellEnd"/>
+      <w:r>
+        <w:rPr>
+          <w:rFonts w:ascii="Times New Roman" w:hAnsi="Times New Roman"/>
+          <w:sz w:val="24"/>
+        </w:rPr>
+        <w:t xml:space="preserve"> Святого твого Духа. Благословимо тебе, бо Ти спас нас і в час цей, в який благодать Святого Духа на чистих апостолів Твоїх щедро зіслав єси. Прийми молитви всіх нас і спрямуй у час цей думки наші до духовного, щоб ми ходили в Дусі, а не в пожаданнях плоті, силою єдинородного Сина Твого, якому з Тобою належить слава і похвала, честь і прослава з Ним і з Святим Духом навіки віків.</w:t>
+      </w:r>
+    </w:p>
+    <w:p>
+      <w:pPr>
+        <w:spacing w:line="240" w:lineRule="auto"/>
+        <w:rPr>
+          <w:rFonts w:ascii="Times New Roman" w:hAnsi="Times New Roman"/>
+          <w:sz w:val="24"/>
+        </w:rPr>
+      </w:pPr>
+      <w:r>
+        <w:rPr>
+          <w:rFonts w:ascii="Times New Roman" w:hAnsi="Times New Roman"/>
+          <w:i/>
+          <w:color w:val="FF0000"/>
+          <w:sz w:val="24"/>
+        </w:rPr>
+        <w:lastRenderedPageBreak/>
         <w:t xml:space="preserve">Вірні: </w:t>
       </w:r>
       <w:r>
@@ -5273,90 +5305,6 @@
         </w:rPr>
         <w:t>Амінь.</w:t>
       </w:r>
-    </w:p>
-    <w:p>
-      <w:pPr>
-        <w:spacing w:line="240" w:lineRule="auto"/>
-        <w:rPr>
-          <w:rFonts w:ascii="Times New Roman" w:hAnsi="Times New Roman"/>
-          <w:i/>
-          <w:color w:val="FF0000"/>
-          <w:sz w:val="24"/>
-        </w:rPr>
-      </w:pPr>
-      <w:r>
-        <w:rPr>
-          <w:rFonts w:ascii="Times New Roman" w:hAnsi="Times New Roman"/>
-          <w:i/>
-          <w:color w:val="FF0000"/>
-          <w:sz w:val="24"/>
-        </w:rPr>
-        <w:t>[У давніх часословах замість цієї молитви є інша:</w:t>
-      </w:r>
-      <w:r>
-        <w:rPr>
-          <w:rFonts w:ascii="Times New Roman" w:hAnsi="Times New Roman"/>
-          <w:sz w:val="24"/>
-        </w:rPr>
-        <w:t xml:space="preserve"> Боже благодаті, ти </w:t>
-      </w:r>
-      <w:proofErr w:type="spellStart"/>
-      <w:r>
-        <w:rPr>
-          <w:rFonts w:ascii="Times New Roman" w:hAnsi="Times New Roman"/>
-          <w:sz w:val="24"/>
-        </w:rPr>
-        <w:t>змилосерджуєшся</w:t>
-      </w:r>
-      <w:proofErr w:type="spellEnd"/>
-      <w:r>
-        <w:rPr>
-          <w:rFonts w:ascii="Times New Roman" w:hAnsi="Times New Roman"/>
-          <w:sz w:val="24"/>
-        </w:rPr>
-        <w:t xml:space="preserve"> над нами кожного часу, </w:t>
-      </w:r>
-      <w:proofErr w:type="spellStart"/>
-      <w:r>
-        <w:rPr>
-          <w:rFonts w:ascii="Times New Roman" w:hAnsi="Times New Roman"/>
-          <w:sz w:val="24"/>
-        </w:rPr>
-        <w:t>утішенням</w:t>
-      </w:r>
-      <w:proofErr w:type="spellEnd"/>
-      <w:r>
-        <w:rPr>
-          <w:rFonts w:ascii="Times New Roman" w:hAnsi="Times New Roman"/>
-          <w:sz w:val="24"/>
-        </w:rPr>
-        <w:t xml:space="preserve"> Святого твого Духа. Благословимо тебе, бо Ти спас нас і в час цей, в який благодать Святого Духа на чистих апостолів Твоїх щедро зіслав єси. Прийми молитви всіх нас і спрямуй у час цей думки наші до духовного, щоб ми ходили в Дусі, а не в пожаданнях плоті, силою єдинородного Сина Твого, якому з Тобою належить слава і похвала, честь і прослава з Ним і з Святим Духом навіки віків.</w:t>
-      </w:r>
-    </w:p>
-    <w:p>
-      <w:pPr>
-        <w:spacing w:line="240" w:lineRule="auto"/>
-        <w:rPr>
-          <w:rFonts w:ascii="Times New Roman" w:hAnsi="Times New Roman"/>
-          <w:sz w:val="24"/>
-        </w:rPr>
-      </w:pPr>
-      <w:r>
-        <w:rPr>
-          <w:rFonts w:ascii="Times New Roman" w:hAnsi="Times New Roman"/>
-          <w:i/>
-          <w:color w:val="FF0000"/>
-          <w:sz w:val="24"/>
-        </w:rPr>
-        <w:t xml:space="preserve">Вірні: </w:t>
-      </w:r>
-      <w:r>
-        <w:rPr>
-          <w:rFonts w:ascii="Times New Roman" w:hAnsi="Times New Roman"/>
-          <w:sz w:val="24"/>
-        </w:rPr>
-        <w:t>Амінь.</w:t>
-      </w:r>
       <w:r>
         <w:rPr>
           <w:rFonts w:ascii="Times New Roman" w:hAnsi="Times New Roman"/>
@@ -5384,7 +5332,6 @@
           <w:color w:val="FF0000"/>
           <w:sz w:val="24"/>
         </w:rPr>
-        <w:lastRenderedPageBreak/>
         <w:t xml:space="preserve">Якщо беремо наступний Час, починаємо від: </w:t>
       </w:r>
       <w:r>
@@ -7160,22 +7107,32 @@
       </w:r>
     </w:p>
     <w:p>
-      <w:r>
-        <w:rPr>
-          <w:rFonts w:ascii="Times New Roman" w:hAnsi="Times New Roman"/>
-          <w:i/>
-          <w:color w:val="FF4400"/>
-          <w:sz w:val="24"/>
-        </w:rPr>
-        <w:t xml:space="preserve">Тропар (г. 4): </w:t>
-      </w:r>
-      <w:r>
-        <w:rPr>
-          <w:rFonts w:ascii="Times New Roman" w:hAnsi="Times New Roman"/>
-          <w:color w:val="333333"/>
-          <w:sz w:val="24"/>
-        </w:rPr>
-        <w:t>Сві́тлую воскресі́ння про́повідь від а́нгела взна́вши* і пра́дідне осу́дження відки́нувши,* Госпо́дні учени́ці, хва́лячись, апо́столам мо́вили:* Повали́лася смерть, воскре́с Христо́с Бог,* дару́ючи сві́тові вели́ку ми́лість.</w:t>
+      <w:pPr>
+        <w:spacing w:line="240" w:lineRule="auto"/>
+        <w:rPr>
+          <w:rFonts w:ascii="Times New Roman" w:hAnsi="Times New Roman"/>
+          <w:i/>
+          <w:color w:val="FF0000"/>
+          <w:sz w:val="24"/>
+        </w:rPr>
+      </w:pPr>
+      <w:r>
+        <w:rPr>
+          <w:rFonts w:ascii="Times New Roman" w:hAnsi="Times New Roman"/>
+          <w:i/>
+          <w:color w:val="FF0000"/>
+          <w:sz w:val="24"/>
+        </w:rPr>
+        <w:t xml:space="preserve">Тропар </w:t>
+      </w:r>
+      <w:r>
+        <w:rPr>
+          <w:rFonts w:ascii="Times New Roman" w:hAnsi="Times New Roman"/>
+          <w:i/>
+          <w:color w:val="FF0000"/>
+          <w:sz w:val="24"/>
+        </w:rPr>
+        <w:t>храму</w:t>
       </w:r>
     </w:p>
     <w:p>
@@ -7298,6 +7255,258 @@
         <w:spacing w:line="240" w:lineRule="auto"/>
         <w:rPr>
           <w:rFonts w:ascii="Times New Roman" w:hAnsi="Times New Roman"/>
+          <w:i/>
+          <w:color w:val="FF0000"/>
+          <w:sz w:val="24"/>
+        </w:rPr>
+      </w:pPr>
+      <w:r>
+        <w:rPr>
+          <w:rFonts w:ascii="Times New Roman" w:hAnsi="Times New Roman"/>
+          <w:i/>
+          <w:color w:val="FF0000"/>
+          <w:sz w:val="24"/>
+        </w:rPr>
+        <w:t>Якщо хтось молиться наодинці, поза храмом, одразу після потрійного Господи, помилуй, береться наступний тропар (без поклонів):</w:t>
+      </w:r>
+    </w:p>
+    <w:p>
+      <w:pPr>
+        <w:spacing w:line="240" w:lineRule="auto"/>
+        <w:rPr>
+          <w:rFonts w:ascii="Times New Roman" w:hAnsi="Times New Roman"/>
+          <w:sz w:val="24"/>
+        </w:rPr>
+      </w:pPr>
+      <w:r>
+        <w:rPr>
+          <w:rFonts w:ascii="Times New Roman" w:hAnsi="Times New Roman"/>
+          <w:i/>
+          <w:color w:val="FF0000"/>
+          <w:sz w:val="24"/>
+        </w:rPr>
+        <w:t xml:space="preserve">(г.6): </w:t>
+      </w:r>
+      <w:r>
+        <w:rPr>
+          <w:rFonts w:ascii="Times New Roman" w:hAnsi="Times New Roman"/>
+          <w:sz w:val="24"/>
+        </w:rPr>
+        <w:t xml:space="preserve">Ти, Христе Боже, що в шостий день і годину* на хресті прибив зухвалий гріх Адама в раю,* </w:t>
+      </w:r>
+      <w:proofErr w:type="spellStart"/>
+      <w:r>
+        <w:rPr>
+          <w:rFonts w:ascii="Times New Roman" w:hAnsi="Times New Roman"/>
+          <w:sz w:val="24"/>
+        </w:rPr>
+        <w:t>розірви</w:t>
+      </w:r>
+      <w:proofErr w:type="spellEnd"/>
+      <w:r>
+        <w:rPr>
+          <w:rFonts w:ascii="Times New Roman" w:hAnsi="Times New Roman"/>
+          <w:sz w:val="24"/>
+        </w:rPr>
+        <w:t xml:space="preserve"> рукописання й наших гріхів* і спаси нас.</w:t>
+      </w:r>
+    </w:p>
+    <w:p>
+      <w:pPr>
+        <w:spacing w:line="240" w:lineRule="auto"/>
+        <w:rPr>
+          <w:rFonts w:ascii="Times New Roman" w:hAnsi="Times New Roman"/>
+          <w:sz w:val="24"/>
+        </w:rPr>
+      </w:pPr>
+      <w:r>
+        <w:rPr>
+          <w:rFonts w:ascii="Times New Roman" w:hAnsi="Times New Roman"/>
+          <w:i/>
+          <w:color w:val="FF0000"/>
+          <w:sz w:val="24"/>
+        </w:rPr>
+        <w:t xml:space="preserve">Стих: </w:t>
+      </w:r>
+      <w:r>
+        <w:rPr>
+          <w:rFonts w:ascii="Times New Roman" w:hAnsi="Times New Roman"/>
+          <w:sz w:val="24"/>
+        </w:rPr>
+        <w:t>Вислухай, Боже, молитву мою і не погорди благанням моїм.</w:t>
+      </w:r>
+    </w:p>
+    <w:p>
+      <w:pPr>
+        <w:spacing w:line="240" w:lineRule="auto"/>
+        <w:rPr>
+          <w:rFonts w:ascii="Times New Roman" w:hAnsi="Times New Roman"/>
+          <w:sz w:val="24"/>
+        </w:rPr>
+      </w:pPr>
+      <w:r>
+        <w:rPr>
+          <w:rFonts w:ascii="Times New Roman" w:hAnsi="Times New Roman"/>
+          <w:i/>
+          <w:color w:val="FF0000"/>
+          <w:sz w:val="24"/>
+        </w:rPr>
+        <w:t xml:space="preserve">Стих: </w:t>
+      </w:r>
+      <w:r>
+        <w:rPr>
+          <w:rFonts w:ascii="Times New Roman" w:hAnsi="Times New Roman"/>
+          <w:sz w:val="24"/>
+        </w:rPr>
+        <w:t>Я до Бога взиваю, і Господь вислухає мене.</w:t>
+      </w:r>
+    </w:p>
+    <w:p>
+      <w:pPr>
+        <w:jc w:val="center"/>
+        <w:rPr>
+          <w:sz w:val="24"/>
+        </w:rPr>
+      </w:pPr>
+      <w:r>
+        <w:rPr>
+          <w:rFonts w:ascii="Times New Roman" w:hAnsi="Times New Roman"/>
+          <w:i/>
+          <w:color w:val="FF0000"/>
+          <w:sz w:val="24"/>
+        </w:rPr>
+        <w:t>*****</w:t>
+      </w:r>
+    </w:p>
+    <w:p>
+      <w:pPr>
+        <w:spacing w:line="240" w:lineRule="auto"/>
+        <w:rPr>
+          <w:rFonts w:ascii="Times New Roman" w:hAnsi="Times New Roman"/>
+          <w:i/>
+          <w:color w:val="FF0000"/>
+          <w:sz w:val="24"/>
+        </w:rPr>
+      </w:pPr>
+      <w:r>
+        <w:rPr>
+          <w:rFonts w:ascii="Times New Roman" w:hAnsi="Times New Roman"/>
+          <w:i/>
+          <w:color w:val="FF0000"/>
+          <w:sz w:val="24"/>
+        </w:rPr>
+        <w:t xml:space="preserve">Стих: </w:t>
+      </w:r>
+      <w:r>
+        <w:rPr>
+          <w:rFonts w:ascii="Times New Roman" w:hAnsi="Times New Roman"/>
+          <w:sz w:val="24"/>
+        </w:rPr>
+        <w:t xml:space="preserve">Слава Отцю, і Сину, і Святому Духові і нині, і повсякчас, і на віки </w:t>
+      </w:r>
+      <w:r>
+        <w:rPr>
+          <w:rFonts w:ascii="Times New Roman" w:hAnsi="Times New Roman"/>
+          <w:sz w:val="24"/>
+        </w:rPr>
+        <w:t>віків.</w:t>
+      </w:r>
+      <w:r>
+        <w:rPr>
+          <w:rFonts w:ascii="Times New Roman" w:hAnsi="Times New Roman"/>
+          <w:sz w:val="24"/>
+        </w:rPr>
+        <w:t xml:space="preserve"> Амінь.</w:t>
+      </w:r>
+    </w:p>
+    <w:p>
+      <w:pPr>
+        <w:spacing w:line="240" w:lineRule="auto"/>
+        <w:rPr>
+          <w:rFonts w:ascii="Times New Roman" w:hAnsi="Times New Roman"/>
+          <w:sz w:val="24"/>
+        </w:rPr>
+      </w:pPr>
+      <w:r>
+        <w:rPr>
+          <w:rFonts w:ascii="Times New Roman" w:hAnsi="Times New Roman"/>
+          <w:sz w:val="24"/>
+        </w:rPr>
+        <w:t xml:space="preserve">Тому, що не маємо </w:t>
+      </w:r>
+      <w:proofErr w:type="spellStart"/>
+      <w:r>
+        <w:rPr>
+          <w:rFonts w:ascii="Times New Roman" w:hAnsi="Times New Roman"/>
+          <w:sz w:val="24"/>
+        </w:rPr>
+        <w:t>сміливости</w:t>
+      </w:r>
+      <w:proofErr w:type="spellEnd"/>
+      <w:r>
+        <w:rPr>
+          <w:rFonts w:ascii="Times New Roman" w:hAnsi="Times New Roman"/>
+          <w:sz w:val="24"/>
+        </w:rPr>
+        <w:t xml:space="preserve"> задля великих гріхів наших,* ти, Богородице Діво, Народженого від тебе благай,* бо вельми могутня молитва Матері до милосердя Владики.* Не погордуй благаннями грішних, </w:t>
+      </w:r>
+      <w:proofErr w:type="spellStart"/>
+      <w:r>
+        <w:rPr>
+          <w:rFonts w:ascii="Times New Roman" w:hAnsi="Times New Roman"/>
+          <w:sz w:val="24"/>
+        </w:rPr>
+        <w:t>Всечиста</w:t>
+      </w:r>
+      <w:proofErr w:type="spellEnd"/>
+      <w:r>
+        <w:rPr>
+          <w:rFonts w:ascii="Times New Roman" w:hAnsi="Times New Roman"/>
+          <w:sz w:val="24"/>
+        </w:rPr>
+        <w:t xml:space="preserve">,* бо милостивий і спасти може той,* хто й страждати за нас </w:t>
+      </w:r>
+      <w:proofErr w:type="spellStart"/>
+      <w:r>
+        <w:rPr>
+          <w:rFonts w:ascii="Times New Roman" w:hAnsi="Times New Roman"/>
+          <w:sz w:val="24"/>
+        </w:rPr>
+        <w:t>ізволив</w:t>
+      </w:r>
+      <w:proofErr w:type="spellEnd"/>
+      <w:r>
+        <w:rPr>
+          <w:rFonts w:ascii="Times New Roman" w:hAnsi="Times New Roman"/>
+          <w:sz w:val="24"/>
+        </w:rPr>
+        <w:t>.</w:t>
+      </w:r>
+    </w:p>
+    <w:p>
+      <w:pPr>
+        <w:jc w:val="center"/>
+        <w:rPr>
+          <w:i/>
+          <w:color w:val="FF0000"/>
+          <w:sz w:val="24"/>
+        </w:rPr>
+      </w:pPr>
+      <w:r>
+        <w:rPr>
+          <w:rFonts w:ascii="Times New Roman" w:hAnsi="Times New Roman"/>
+          <w:i/>
+          <w:color w:val="FF0000"/>
+          <w:sz w:val="24"/>
+        </w:rPr>
+        <w:t>*****</w:t>
+      </w:r>
+    </w:p>
+    <w:p>
+      <w:pPr>
+        <w:spacing w:line="240" w:lineRule="auto"/>
+        <w:rPr>
+          <w:rFonts w:ascii="Times New Roman" w:hAnsi="Times New Roman"/>
           <w:sz w:val="24"/>
         </w:rPr>
       </w:pPr>
@@ -7446,6 +7655,7 @@
           <w:rFonts w:ascii="Times New Roman" w:hAnsi="Times New Roman"/>
           <w:sz w:val="24"/>
         </w:rPr>
+        <w:lastRenderedPageBreak/>
         <w:t xml:space="preserve">Слава Отцю, і Сину, і Святому Духові,* і нині, і повсякчас, і на віки </w:t>
       </w:r>
       <w:r>
@@ -7663,72 +7873,389 @@
       </w:r>
     </w:p>
     <w:p>
-      <w:r>
-        <w:rPr>
-          <w:rFonts w:ascii="Times New Roman" w:hAnsi="Times New Roman"/>
-          <w:i/>
-          <w:color w:val="FF4400"/>
-          <w:sz w:val="24"/>
-        </w:rPr>
-        <w:t>Кондак (г. 8):</w:t>
-      </w:r>
-      <w:r>
-        <w:rPr>
-          <w:rFonts w:ascii="Times New Roman" w:hAnsi="Times New Roman"/>
-          <w:color w:val="333333"/>
-          <w:sz w:val="24"/>
-          <w:highlight w:val="white"/>
+      <w:pPr>
+        <w:spacing w:line="240" w:lineRule="auto"/>
+        <w:rPr>
+          <w:rFonts w:ascii="Times New Roman" w:hAnsi="Times New Roman"/>
+          <w:i/>
+          <w:color w:val="FF0000"/>
+          <w:sz w:val="24"/>
+        </w:rPr>
+      </w:pPr>
+      <w:r>
+        <w:rPr>
+          <w:rFonts w:ascii="Times New Roman" w:hAnsi="Times New Roman"/>
+          <w:i/>
+          <w:color w:val="FF0000"/>
+          <w:sz w:val="24"/>
+        </w:rPr>
+        <w:t>Кондак храму</w:t>
+      </w:r>
+    </w:p>
+    <w:p>
+      <w:pPr>
+        <w:jc w:val="center"/>
+        <w:rPr>
+          <w:rFonts w:ascii="Times New Roman" w:hAnsi="Times New Roman"/>
+          <w:i/>
+          <w:color w:val="FF0000"/>
+          <w:sz w:val="24"/>
+        </w:rPr>
+      </w:pPr>
+      <w:r>
+        <w:rPr>
+          <w:rFonts w:ascii="Times New Roman" w:hAnsi="Times New Roman"/>
+          <w:i/>
+          <w:color w:val="FF0000"/>
+          <w:sz w:val="24"/>
+        </w:rPr>
+        <w:t>*****</w:t>
+      </w:r>
+    </w:p>
+    <w:p>
+      <w:pPr>
+        <w:rPr>
+          <w:rFonts w:ascii="Times New Roman" w:hAnsi="Times New Roman"/>
+          <w:i/>
+          <w:color w:val="FF0000"/>
+          <w:sz w:val="24"/>
+        </w:rPr>
+      </w:pPr>
+      <w:r>
+        <w:rPr>
+          <w:rFonts w:ascii="Times New Roman" w:hAnsi="Times New Roman"/>
+          <w:i/>
+          <w:color w:val="FF0000"/>
+          <w:sz w:val="24"/>
+        </w:rPr>
+        <w:t>Якщо хтось молиться наодинці, поза храмом, то замість кондака беруться наступні тропарі:</w:t>
+      </w:r>
+    </w:p>
+    <w:p>
+      <w:pPr>
+        <w:rPr>
+          <w:rFonts w:ascii="Times New Roman" w:hAnsi="Times New Roman"/>
+          <w:sz w:val="24"/>
+        </w:rPr>
+      </w:pPr>
+      <w:r>
+        <w:rPr>
+          <w:rFonts w:ascii="Times New Roman" w:hAnsi="Times New Roman"/>
+          <w:i/>
+          <w:color w:val="FF0000"/>
+          <w:sz w:val="24"/>
+        </w:rPr>
+        <w:t>(г.2):</w:t>
+      </w:r>
+      <w:r>
+        <w:rPr>
+          <w:rFonts w:ascii="Times New Roman" w:hAnsi="Times New Roman"/>
+          <w:color w:val="FF0000"/>
+          <w:sz w:val="24"/>
         </w:rPr>
         <w:t xml:space="preserve"> </w:t>
       </w:r>
       <w:r>
         <w:rPr>
           <w:rFonts w:ascii="Times New Roman" w:hAnsi="Times New Roman"/>
-          <w:color w:val="333333"/>
-          <w:sz w:val="24"/>
-        </w:rPr>
-        <w:t xml:space="preserve">З вірою прийшовши на </w:t>
-      </w:r>
-      <w:r>
-        <w:rPr>
-          <w:rFonts w:ascii="Times New Roman" w:hAnsi="Times New Roman"/>
-          <w:color w:val="333333"/>
-          <w:sz w:val="24"/>
-        </w:rPr>
-        <w:t>кладязь</w:t>
-      </w:r>
-      <w:r>
-        <w:rPr>
-          <w:rFonts w:ascii="Times New Roman" w:hAnsi="Times New Roman"/>
-          <w:color w:val="333333"/>
-          <w:sz w:val="24"/>
-        </w:rPr>
-        <w:t xml:space="preserve">,* самарянка виділа Тебе, премудрости воду,* якої напившись обильно,* царство вишнє унаслідувала повік* </w:t>
-      </w:r>
-      <w:r>
-        <w:rPr>
-          <w:rFonts w:ascii="Times New Roman" w:hAnsi="Times New Roman"/>
-          <w:color w:val="333333"/>
-          <w:sz w:val="24"/>
-        </w:rPr>
-        <w:t>приснославна</w:t>
-      </w:r>
-      <w:r>
-        <w:rPr>
-          <w:rFonts w:ascii="Times New Roman" w:hAnsi="Times New Roman"/>
-          <w:color w:val="333333"/>
+          <w:sz w:val="24"/>
+        </w:rPr>
+        <w:t>Спасіння вчинив ти на землі, Христе Боже,* простерши на хресті пречисті твої руки* і зібравши всі народи, що кличуть:* Господи, слава тобі!</w:t>
+      </w:r>
+    </w:p>
+    <w:p>
+      <w:pPr>
+        <w:rPr>
+          <w:rFonts w:ascii="Times New Roman" w:hAnsi="Times New Roman"/>
+          <w:sz w:val="24"/>
+        </w:rPr>
+      </w:pPr>
+      <w:r>
+        <w:rPr>
+          <w:rFonts w:ascii="Times New Roman" w:hAnsi="Times New Roman"/>
+          <w:i/>
+          <w:color w:val="FF0000"/>
+          <w:sz w:val="24"/>
+        </w:rPr>
+        <w:t xml:space="preserve">Стих: </w:t>
+      </w:r>
+      <w:r>
+        <w:rPr>
+          <w:rFonts w:ascii="Times New Roman" w:hAnsi="Times New Roman"/>
+          <w:sz w:val="24"/>
+        </w:rPr>
+        <w:t>Слава Отцю, і Сину, і Святому Духові.</w:t>
+      </w:r>
+    </w:p>
+    <w:p>
+      <w:pPr>
+        <w:rPr>
+          <w:rFonts w:ascii="Times New Roman" w:hAnsi="Times New Roman"/>
+          <w:sz w:val="24"/>
+        </w:rPr>
+      </w:pPr>
+      <w:r>
+        <w:rPr>
+          <w:rFonts w:ascii="Times New Roman" w:hAnsi="Times New Roman"/>
+          <w:sz w:val="24"/>
+        </w:rPr>
+        <w:t>Пречистому образові твоєму поклоняємося, Благий,* просячи відпущення гріхів наших, Христе Боже;* бо ти добровільно зволив вийти тілом на хрест,* щоб вибавити тих, що їх ти створив, від неволі ворожої.* Тому вдячно співаємо тобі:* ти радістю наповнив усе, Спасе наш, що прийшов спасти світ.</w:t>
+      </w:r>
+    </w:p>
+    <w:p>
+      <w:pPr>
+        <w:rPr>
+          <w:rFonts w:ascii="Times New Roman" w:hAnsi="Times New Roman"/>
+          <w:sz w:val="24"/>
+        </w:rPr>
+      </w:pPr>
+      <w:r>
+        <w:rPr>
+          <w:rFonts w:ascii="Times New Roman" w:hAnsi="Times New Roman"/>
+          <w:i/>
+          <w:color w:val="FF0000"/>
+          <w:sz w:val="24"/>
+        </w:rPr>
+        <w:t>Стих:</w:t>
+      </w:r>
+      <w:r>
+        <w:rPr>
+          <w:rFonts w:ascii="Times New Roman" w:hAnsi="Times New Roman"/>
+          <w:i/>
+          <w:color w:val="FF0000"/>
+          <w:sz w:val="24"/>
+        </w:rPr>
+        <w:t xml:space="preserve"> </w:t>
+      </w:r>
+      <w:r>
+        <w:rPr>
+          <w:rFonts w:ascii="Times New Roman" w:hAnsi="Times New Roman"/>
+          <w:sz w:val="24"/>
+        </w:rPr>
+        <w:t xml:space="preserve">І нині, і повсякчас, і на віки </w:t>
+      </w:r>
+      <w:r>
+        <w:rPr>
+          <w:rFonts w:ascii="Times New Roman" w:hAnsi="Times New Roman"/>
+          <w:sz w:val="24"/>
+        </w:rPr>
+        <w:t>віків.</w:t>
+      </w:r>
+      <w:r>
+        <w:rPr>
+          <w:rFonts w:ascii="Times New Roman" w:hAnsi="Times New Roman"/>
+          <w:sz w:val="24"/>
+        </w:rPr>
+        <w:t xml:space="preserve"> Амінь.</w:t>
+      </w:r>
+    </w:p>
+    <w:p>
+      <w:pPr>
+        <w:rPr>
+          <w:rFonts w:ascii="Times New Roman" w:hAnsi="Times New Roman"/>
+          <w:sz w:val="24"/>
+        </w:rPr>
+      </w:pPr>
+      <w:r>
+        <w:rPr>
+          <w:rFonts w:ascii="Times New Roman" w:hAnsi="Times New Roman"/>
+          <w:sz w:val="24"/>
+        </w:rPr>
+        <w:t xml:space="preserve">Будучи джерелом милосердя,* сподоби нас твоєї милости, Богородице;* зглянься на людей грішних* і покажи, як завжди, твою силу,* бо, уповаючи на тебе, співаємо тобі: Радуйся!* – як колись Гавриїл, безтілесних </w:t>
+      </w:r>
+      <w:proofErr w:type="spellStart"/>
+      <w:r>
+        <w:rPr>
+          <w:rFonts w:ascii="Times New Roman" w:hAnsi="Times New Roman"/>
+          <w:sz w:val="24"/>
+        </w:rPr>
+        <w:t>архистратиг</w:t>
+      </w:r>
+      <w:proofErr w:type="spellEnd"/>
+      <w:r>
+        <w:rPr>
+          <w:rFonts w:ascii="Times New Roman" w:hAnsi="Times New Roman"/>
           <w:sz w:val="24"/>
         </w:rPr>
         <w:t>.</w:t>
       </w:r>
-      <w:r>
-        <w:rPr>
-          <w:rFonts w:ascii="Times New Roman" w:hAnsi="Times New Roman"/>
-          <w:i/>
-          <w:color w:val="FF0000"/>
-          <w:sz w:val="24"/>
-        </w:rPr>
-        <w:t xml:space="preserve"> </w:t>
+    </w:p>
+    <w:p>
+      <w:pPr>
+        <w:jc w:val="center"/>
+        <w:rPr>
+          <w:rFonts w:ascii="Times New Roman" w:hAnsi="Times New Roman"/>
+          <w:i/>
+          <w:color w:val="FF0000"/>
+          <w:sz w:val="24"/>
+        </w:rPr>
+      </w:pPr>
+      <w:r>
+        <w:rPr>
+          <w:rFonts w:ascii="Times New Roman" w:hAnsi="Times New Roman"/>
+          <w:i/>
+          <w:color w:val="FF0000"/>
+          <w:sz w:val="24"/>
+        </w:rPr>
+        <w:t>*****</w:t>
+      </w:r>
+    </w:p>
+    <w:p>
+      <w:pPr>
+        <w:spacing w:line="240" w:lineRule="auto"/>
+        <w:rPr>
+          <w:rFonts w:ascii="Times New Roman" w:hAnsi="Times New Roman"/>
+          <w:sz w:val="24"/>
+        </w:rPr>
+      </w:pPr>
+      <w:r>
+        <w:rPr>
+          <w:rFonts w:ascii="Times New Roman" w:hAnsi="Times New Roman"/>
+          <w:sz w:val="24"/>
+        </w:rPr>
+        <w:t xml:space="preserve">Господи, помилуй </w:t>
+      </w:r>
+      <w:r>
+        <w:rPr>
+          <w:rFonts w:ascii="Times New Roman" w:hAnsi="Times New Roman"/>
+          <w:i/>
+          <w:color w:val="FF0000"/>
+          <w:sz w:val="24"/>
+        </w:rPr>
+        <w:t>(40 р.)</w:t>
+      </w:r>
+      <w:r>
+        <w:rPr>
+          <w:rFonts w:ascii="Times New Roman" w:hAnsi="Times New Roman"/>
+          <w:sz w:val="24"/>
+        </w:rPr>
+        <w:t>.</w:t>
+      </w:r>
+    </w:p>
+    <w:p>
+      <w:pPr>
+        <w:spacing w:line="240" w:lineRule="auto"/>
+        <w:rPr>
+          <w:rFonts w:ascii="Times New Roman" w:hAnsi="Times New Roman"/>
+          <w:i/>
+          <w:color w:val="FF0000"/>
+          <w:sz w:val="24"/>
+        </w:rPr>
+      </w:pPr>
+      <w:r>
+        <w:rPr>
+          <w:rFonts w:ascii="Times New Roman" w:hAnsi="Times New Roman"/>
+          <w:sz w:val="24"/>
+        </w:rPr>
+        <w:t xml:space="preserve">Ти, що повсякчас і кожної години на небі й на землі приймаєш поклін і славу, Боже добрий, довготерпеливий й многомилостивий, що праведних любиш, і грішних милуєш, і всіх кличеш до спасіння, заради обіцянки майбутніх благ! Прийми, Господи, в цю хвилину й наші молитви і спрямуй життя наше до твоїх заповідей. Душі наші освяти, тіла очисти, думки наші направ, розум очисти й протверези, і визволь нас від усякої скорботи, лиха й слабування. Захисти нас святими ангелами твоїми, щоб ми, їх охороною збережені й напоумлені, осягнули єдність віри та зрозуміння неприступної твоєї слави, бо ти благословенний на віки </w:t>
+      </w:r>
+      <w:r>
+        <w:rPr>
+          <w:rFonts w:ascii="Times New Roman" w:hAnsi="Times New Roman"/>
+          <w:sz w:val="24"/>
+        </w:rPr>
+        <w:t>віків.</w:t>
+      </w:r>
+    </w:p>
+    <w:p>
+      <w:pPr>
+        <w:spacing w:line="240" w:lineRule="auto"/>
+        <w:rPr>
+          <w:rFonts w:ascii="Times New Roman" w:hAnsi="Times New Roman"/>
+          <w:sz w:val="24"/>
+        </w:rPr>
+      </w:pPr>
+      <w:r>
+        <w:rPr>
+          <w:rFonts w:ascii="Times New Roman" w:hAnsi="Times New Roman"/>
+          <w:i/>
+          <w:color w:val="FF0000"/>
+          <w:sz w:val="24"/>
+        </w:rPr>
+        <w:t xml:space="preserve">Вірні: </w:t>
+      </w:r>
+      <w:r>
+        <w:rPr>
+          <w:rFonts w:ascii="Times New Roman" w:hAnsi="Times New Roman"/>
+          <w:sz w:val="24"/>
+        </w:rPr>
+        <w:t>Амінь.</w:t>
+      </w:r>
+    </w:p>
+    <w:p>
+      <w:pPr>
+        <w:spacing w:line="240" w:lineRule="auto"/>
+        <w:rPr>
+          <w:rFonts w:ascii="Times New Roman" w:hAnsi="Times New Roman"/>
+          <w:sz w:val="24"/>
+        </w:rPr>
+      </w:pPr>
+      <w:r>
+        <w:rPr>
+          <w:rFonts w:ascii="Times New Roman" w:hAnsi="Times New Roman"/>
+          <w:sz w:val="24"/>
+        </w:rPr>
+        <w:t xml:space="preserve">Господи, помилуй </w:t>
+      </w:r>
+      <w:r>
+        <w:rPr>
+          <w:rFonts w:ascii="Times New Roman" w:hAnsi="Times New Roman"/>
+          <w:i/>
+          <w:color w:val="FF0000"/>
+          <w:sz w:val="24"/>
+        </w:rPr>
+        <w:t>(3 р.)</w:t>
+      </w:r>
+      <w:r>
+        <w:rPr>
+          <w:rFonts w:ascii="Times New Roman" w:hAnsi="Times New Roman"/>
+          <w:sz w:val="24"/>
+        </w:rPr>
+        <w:t>.</w:t>
+      </w:r>
+    </w:p>
+    <w:p>
+      <w:pPr>
+        <w:spacing w:line="240" w:lineRule="auto"/>
+        <w:rPr>
+          <w:rFonts w:ascii="Times New Roman" w:hAnsi="Times New Roman"/>
+          <w:sz w:val="24"/>
+        </w:rPr>
+      </w:pPr>
+      <w:r>
+        <w:rPr>
+          <w:rFonts w:ascii="Times New Roman" w:hAnsi="Times New Roman"/>
+          <w:sz w:val="24"/>
+        </w:rPr>
+        <w:t xml:space="preserve">Слава Отцю, і Сину, і Святому Духові,* </w:t>
+      </w:r>
+      <w:r>
+        <w:rPr>
+          <w:rFonts w:ascii="Times New Roman" w:hAnsi="Times New Roman"/>
+          <w:sz w:val="24"/>
+        </w:rPr>
+        <w:t>і нині, і повсякчас</w:t>
+      </w:r>
+      <w:r>
+        <w:rPr>
+          <w:rFonts w:ascii="Times New Roman" w:hAnsi="Times New Roman"/>
+          <w:sz w:val="24"/>
+        </w:rPr>
+        <w:t xml:space="preserve">, і на віки </w:t>
+      </w:r>
+      <w:r>
+        <w:rPr>
+          <w:rFonts w:ascii="Times New Roman" w:hAnsi="Times New Roman"/>
+          <w:sz w:val="24"/>
+        </w:rPr>
+        <w:t>віків.</w:t>
+      </w:r>
+      <w:r>
+        <w:rPr>
+          <w:rFonts w:ascii="Times New Roman" w:hAnsi="Times New Roman"/>
+          <w:sz w:val="24"/>
+        </w:rPr>
+        <w:t xml:space="preserve"> Амінь.</w:t>
       </w:r>
     </w:p>
     <w:p>
@@ -7745,39 +8272,127 @@
           <w:sz w:val="24"/>
         </w:rPr>
         <w:lastRenderedPageBreak/>
-        <w:t xml:space="preserve">Господи, помилуй </w:t>
-      </w:r>
-      <w:r>
-        <w:rPr>
-          <w:rFonts w:ascii="Times New Roman" w:hAnsi="Times New Roman"/>
-          <w:i/>
-          <w:color w:val="FF0000"/>
-          <w:sz w:val="24"/>
-        </w:rPr>
-        <w:t>(40 р.)</w:t>
-      </w:r>
-      <w:r>
-        <w:rPr>
-          <w:rFonts w:ascii="Times New Roman" w:hAnsi="Times New Roman"/>
-          <w:sz w:val="24"/>
-        </w:rPr>
-        <w:t>.</w:t>
-      </w:r>
-    </w:p>
-    <w:p>
-      <w:pPr>
-        <w:spacing w:line="240" w:lineRule="auto"/>
-        <w:rPr>
-          <w:rFonts w:ascii="Times New Roman" w:hAnsi="Times New Roman"/>
-          <w:sz w:val="24"/>
-        </w:rPr>
-      </w:pPr>
-      <w:r>
-        <w:rPr>
-          <w:rFonts w:ascii="Times New Roman" w:hAnsi="Times New Roman"/>
-          <w:sz w:val="24"/>
-        </w:rPr>
-        <w:t xml:space="preserve">Ти, що повсякчас і кожної години на небі й на землі приймаєш поклін і славу, Боже добрий, довготерпеливий й многомилостивий, що праведних любиш, і грішних милуєш, і всіх кличеш до спасіння, заради обіцянки майбутніх благ! Прийми, Господи, в цю хвилину й наші молитви і спрямуй життя наше до твоїх заповідей. Душі наші освяти, тіла очисти, думки наші направ, розум очисти й протверези, і визволь нас від усякої скорботи, лиха й слабування. Захисти нас святими ангелами твоїми, щоб ми, їх охороною збережені й напоумлені, осягнули єдність віри та зрозуміння неприступної твоєї слави, бо ти благословенний на віки </w:t>
+        <w:t>Чеснішу від херувимів і незрівнянно славнішу і від серафимів,* що без зотління Бога Слово породила,* сущу Богородицю, тебе величаємо.</w:t>
+      </w:r>
+    </w:p>
+    <w:p>
+      <w:pPr>
+        <w:spacing w:line="240" w:lineRule="auto"/>
+        <w:rPr>
+          <w:rFonts w:ascii="Times New Roman" w:hAnsi="Times New Roman"/>
+          <w:sz w:val="24"/>
+        </w:rPr>
+      </w:pPr>
+      <w:r>
+        <w:rPr>
+          <w:rFonts w:ascii="Times New Roman" w:hAnsi="Times New Roman"/>
+          <w:sz w:val="24"/>
+        </w:rPr>
+        <w:t>Іменем Господнім благослови, отче!</w:t>
+      </w:r>
+    </w:p>
+    <w:p>
+      <w:pPr>
+        <w:spacing w:line="240" w:lineRule="auto"/>
+        <w:rPr>
+          <w:rFonts w:ascii="Times New Roman" w:hAnsi="Times New Roman"/>
+          <w:sz w:val="24"/>
+        </w:rPr>
+      </w:pPr>
+      <w:r>
+        <w:rPr>
+          <w:rFonts w:ascii="Times New Roman" w:hAnsi="Times New Roman"/>
+          <w:i/>
+          <w:color w:val="FF0000"/>
+          <w:sz w:val="24"/>
+        </w:rPr>
+        <w:t xml:space="preserve">Священик: </w:t>
+      </w:r>
+      <w:r>
+        <w:rPr>
+          <w:rFonts w:ascii="Times New Roman" w:hAnsi="Times New Roman"/>
+          <w:sz w:val="24"/>
+        </w:rPr>
+        <w:t>Молитвами святих отців наших, Господи Ісусе Христе Сину Божий, помилуй нас.</w:t>
+      </w:r>
+    </w:p>
+    <w:p>
+      <w:pPr>
+        <w:spacing w:line="240" w:lineRule="auto"/>
+        <w:rPr>
+          <w:rFonts w:ascii="Times New Roman" w:hAnsi="Times New Roman"/>
+          <w:sz w:val="24"/>
+        </w:rPr>
+      </w:pPr>
+      <w:r>
+        <w:rPr>
+          <w:rFonts w:ascii="Times New Roman" w:hAnsi="Times New Roman"/>
+          <w:i/>
+          <w:color w:val="FF0000"/>
+          <w:sz w:val="24"/>
+        </w:rPr>
+        <w:t xml:space="preserve">Вірні: </w:t>
+      </w:r>
+      <w:r>
+        <w:rPr>
+          <w:rFonts w:ascii="Times New Roman" w:hAnsi="Times New Roman"/>
+          <w:sz w:val="24"/>
+        </w:rPr>
+        <w:t>Амінь.</w:t>
+      </w:r>
+    </w:p>
+    <w:p>
+      <w:pPr>
+        <w:spacing w:line="240" w:lineRule="auto"/>
+        <w:jc w:val="center"/>
+        <w:rPr>
+          <w:rFonts w:ascii="Times New Roman" w:hAnsi="Times New Roman"/>
+          <w:b/>
+          <w:i/>
+          <w:sz w:val="24"/>
+        </w:rPr>
+      </w:pPr>
+      <w:r>
+        <w:rPr>
+          <w:rFonts w:ascii="Times New Roman" w:hAnsi="Times New Roman"/>
+          <w:b/>
+          <w:i/>
+          <w:color w:val="FF0000"/>
+          <w:sz w:val="24"/>
+        </w:rPr>
+        <w:t>Молитва на Час 6-ий</w:t>
+      </w:r>
+    </w:p>
+    <w:p>
+      <w:pPr>
+        <w:spacing w:line="240" w:lineRule="auto"/>
+        <w:rPr>
+          <w:rFonts w:ascii="Times New Roman" w:hAnsi="Times New Roman"/>
+          <w:sz w:val="24"/>
+        </w:rPr>
+      </w:pPr>
+      <w:r>
+        <w:rPr>
+          <w:rFonts w:ascii="Times New Roman" w:hAnsi="Times New Roman"/>
+          <w:sz w:val="24"/>
+        </w:rPr>
+        <w:t xml:space="preserve">Боже й Господи сил і всього творіння Сотворителю! Ти з милосердя і незрівнянної милости твоєї послав на спасіння роду нашого єдинородного Сина твого, Господа нашого, Ісуса Христа, і дорогоцінним його хрестом розписку гріхів наших розірвав і переміг начало й владу темряви. Тож, Владико чоловіколюбний, прийми від нас грішних ці вдячні і благальні молитви, і визволь нас від усякого згубного й темного гріха, і від усіх видимих і невидимих ворогів, що бажають вчинити нам зло. До страху твого прикуй тіла наші й не допусти сердець наших до слів, або помислів лукавих, але любов’ю твоєю пройми душі наші, щоб, повсякчас на тебе дивлячись і світлом твоїм керуючись, бачили тебе, неприступне й вічне світло, та щоб невпинно хвалу й подяку віддавали тобі: безначальному Отцеві з єдинородним твоїм Сином і </w:t>
+      </w:r>
+      <w:proofErr w:type="spellStart"/>
+      <w:r>
+        <w:rPr>
+          <w:rFonts w:ascii="Times New Roman" w:hAnsi="Times New Roman"/>
+          <w:sz w:val="24"/>
+        </w:rPr>
+        <w:t>всесвятим</w:t>
+      </w:r>
+      <w:proofErr w:type="spellEnd"/>
+      <w:r>
+        <w:rPr>
+          <w:rFonts w:ascii="Times New Roman" w:hAnsi="Times New Roman"/>
+          <w:sz w:val="24"/>
+        </w:rPr>
+        <w:t xml:space="preserve">, і благим, і животворним твоїм Духом, нині, і повсякчас, і на віки </w:t>
       </w:r>
       <w:r>
         <w:rPr>
@@ -7785,265 +8400,6 @@
           <w:sz w:val="24"/>
         </w:rPr>
         <w:t>віків.</w:t>
-      </w:r>
-      <w:r>
-        <w:rPr>
-          <w:rFonts w:ascii="Times New Roman" w:hAnsi="Times New Roman"/>
-          <w:sz w:val="24"/>
-        </w:rPr>
-        <w:t xml:space="preserve"> </w:t>
-      </w:r>
-    </w:p>
-    <w:p>
-      <w:pPr>
-        <w:spacing w:line="240" w:lineRule="auto"/>
-        <w:rPr>
-          <w:rFonts w:ascii="Times New Roman" w:hAnsi="Times New Roman"/>
-          <w:sz w:val="24"/>
-        </w:rPr>
-      </w:pPr>
-      <w:r>
-        <w:rPr>
-          <w:rFonts w:ascii="Times New Roman" w:hAnsi="Times New Roman"/>
-          <w:i/>
-          <w:color w:val="FF0000"/>
-          <w:sz w:val="24"/>
-        </w:rPr>
-        <w:t xml:space="preserve">Вірні: </w:t>
-      </w:r>
-      <w:r>
-        <w:rPr>
-          <w:rFonts w:ascii="Times New Roman" w:hAnsi="Times New Roman"/>
-          <w:sz w:val="24"/>
-        </w:rPr>
-        <w:t>Амінь.</w:t>
-      </w:r>
-    </w:p>
-    <w:p>
-      <w:pPr>
-        <w:spacing w:line="240" w:lineRule="auto"/>
-        <w:rPr>
-          <w:rFonts w:ascii="Times New Roman" w:hAnsi="Times New Roman"/>
-          <w:sz w:val="24"/>
-        </w:rPr>
-      </w:pPr>
-      <w:r>
-        <w:rPr>
-          <w:rFonts w:ascii="Times New Roman" w:hAnsi="Times New Roman"/>
-          <w:sz w:val="24"/>
-        </w:rPr>
-        <w:t xml:space="preserve">Господи, помилуй </w:t>
-      </w:r>
-      <w:r>
-        <w:rPr>
-          <w:rFonts w:ascii="Times New Roman" w:hAnsi="Times New Roman"/>
-          <w:i/>
-          <w:color w:val="FF0000"/>
-          <w:sz w:val="24"/>
-        </w:rPr>
-        <w:t>(3 р.)</w:t>
-      </w:r>
-      <w:r>
-        <w:rPr>
-          <w:rFonts w:ascii="Times New Roman" w:hAnsi="Times New Roman"/>
-          <w:sz w:val="24"/>
-        </w:rPr>
-        <w:t>.</w:t>
-      </w:r>
-    </w:p>
-    <w:p>
-      <w:pPr>
-        <w:spacing w:line="240" w:lineRule="auto"/>
-        <w:rPr>
-          <w:rFonts w:ascii="Times New Roman" w:hAnsi="Times New Roman"/>
-          <w:sz w:val="24"/>
-        </w:rPr>
-      </w:pPr>
-      <w:r>
-        <w:rPr>
-          <w:rFonts w:ascii="Times New Roman" w:hAnsi="Times New Roman"/>
-          <w:sz w:val="24"/>
-        </w:rPr>
-        <w:t xml:space="preserve">Слава Отцю, і Сину, і Святому Духові,* </w:t>
-      </w:r>
-      <w:r>
-        <w:rPr>
-          <w:rFonts w:ascii="Times New Roman" w:hAnsi="Times New Roman"/>
-          <w:sz w:val="24"/>
-        </w:rPr>
-        <w:t>і нині, і повсякчас</w:t>
-      </w:r>
-      <w:r>
-        <w:rPr>
-          <w:rFonts w:ascii="Times New Roman" w:hAnsi="Times New Roman"/>
-          <w:sz w:val="24"/>
-        </w:rPr>
-        <w:t xml:space="preserve">, і на віки </w:t>
-      </w:r>
-      <w:r>
-        <w:rPr>
-          <w:rFonts w:ascii="Times New Roman" w:hAnsi="Times New Roman"/>
-          <w:sz w:val="24"/>
-        </w:rPr>
-        <w:t>віків.</w:t>
-      </w:r>
-      <w:r>
-        <w:rPr>
-          <w:rFonts w:ascii="Times New Roman" w:hAnsi="Times New Roman"/>
-          <w:sz w:val="24"/>
-        </w:rPr>
-        <w:t xml:space="preserve"> Амінь.</w:t>
-      </w:r>
-    </w:p>
-    <w:p>
-      <w:pPr>
-        <w:spacing w:line="240" w:lineRule="auto"/>
-        <w:rPr>
-          <w:rFonts w:ascii="Times New Roman" w:hAnsi="Times New Roman"/>
-          <w:sz w:val="24"/>
-        </w:rPr>
-      </w:pPr>
-      <w:r>
-        <w:rPr>
-          <w:rFonts w:ascii="Times New Roman" w:hAnsi="Times New Roman"/>
-          <w:sz w:val="24"/>
-        </w:rPr>
-        <w:t>Чеснішу від херувимів і незрівнянно славнішу і від серафимів,* що без зотління Бога Слово породила,* сущу Богородицю, тебе величаємо.</w:t>
-      </w:r>
-    </w:p>
-    <w:p>
-      <w:pPr>
-        <w:spacing w:line="240" w:lineRule="auto"/>
-        <w:rPr>
-          <w:rFonts w:ascii="Times New Roman" w:hAnsi="Times New Roman"/>
-          <w:sz w:val="24"/>
-        </w:rPr>
-      </w:pPr>
-      <w:r>
-        <w:rPr>
-          <w:rFonts w:ascii="Times New Roman" w:hAnsi="Times New Roman"/>
-          <w:sz w:val="24"/>
-        </w:rPr>
-        <w:t>Іменем Господнім благослови, отче!</w:t>
-      </w:r>
-    </w:p>
-    <w:p>
-      <w:pPr>
-        <w:spacing w:line="240" w:lineRule="auto"/>
-        <w:rPr>
-          <w:rFonts w:ascii="Times New Roman" w:hAnsi="Times New Roman"/>
-          <w:sz w:val="24"/>
-        </w:rPr>
-      </w:pPr>
-      <w:r>
-        <w:rPr>
-          <w:rFonts w:ascii="Times New Roman" w:hAnsi="Times New Roman"/>
-          <w:i/>
-          <w:color w:val="FF0000"/>
-          <w:sz w:val="24"/>
-        </w:rPr>
-        <w:t xml:space="preserve">Священик: </w:t>
-      </w:r>
-      <w:r>
-        <w:rPr>
-          <w:rFonts w:ascii="Times New Roman" w:hAnsi="Times New Roman"/>
-          <w:sz w:val="24"/>
-        </w:rPr>
-        <w:t>Молитвами святих отців наших, Господи Ісусе Христе Сину Божий, помилуй нас.</w:t>
-      </w:r>
-    </w:p>
-    <w:p>
-      <w:pPr>
-        <w:spacing w:line="240" w:lineRule="auto"/>
-        <w:rPr>
-          <w:rFonts w:ascii="Times New Roman" w:hAnsi="Times New Roman"/>
-          <w:sz w:val="24"/>
-          <w:lang w:val="en-US"/>
-        </w:rPr>
-      </w:pPr>
-      <w:r>
-        <w:rPr>
-          <w:rFonts w:ascii="Times New Roman" w:hAnsi="Times New Roman"/>
-          <w:i/>
-          <w:color w:val="FF0000"/>
-          <w:sz w:val="24"/>
-        </w:rPr>
-        <w:t xml:space="preserve">Вірні: </w:t>
-      </w:r>
-      <w:r>
-        <w:rPr>
-          <w:rFonts w:ascii="Times New Roman" w:hAnsi="Times New Roman"/>
-          <w:sz w:val="24"/>
-        </w:rPr>
-        <w:t>Амінь.</w:t>
-      </w:r>
-    </w:p>
-    <w:p>
-      <w:pPr>
-        <w:spacing w:line="240" w:lineRule="auto"/>
-        <w:jc w:val="center"/>
-        <w:rPr>
-          <w:rFonts w:ascii="Times New Roman" w:hAnsi="Times New Roman"/>
-          <w:b/>
-          <w:i/>
-          <w:sz w:val="24"/>
-        </w:rPr>
-      </w:pPr>
-      <w:r>
-        <w:rPr>
-          <w:rFonts w:ascii="Times New Roman" w:hAnsi="Times New Roman"/>
-          <w:b/>
-          <w:i/>
-          <w:color w:val="FF0000"/>
-          <w:sz w:val="24"/>
-        </w:rPr>
-        <w:t>Молитва на Час 6-ий</w:t>
-      </w:r>
-    </w:p>
-    <w:p>
-      <w:pPr>
-        <w:spacing w:line="240" w:lineRule="auto"/>
-        <w:rPr>
-          <w:rFonts w:ascii="Times New Roman" w:hAnsi="Times New Roman"/>
-          <w:sz w:val="24"/>
-        </w:rPr>
-      </w:pPr>
-      <w:r>
-        <w:rPr>
-          <w:rFonts w:ascii="Times New Roman" w:hAnsi="Times New Roman"/>
-          <w:sz w:val="24"/>
-        </w:rPr>
-        <w:t xml:space="preserve">Боже й Господи сил і всього творіння Сотворителю! Ти з милосердя і незрівнянної милости твоєї послав на спасіння роду нашого єдинородного Сина твого, Господа нашого, Ісуса Христа, і дорогоцінним його хрестом розписку гріхів наших розірвав і переміг начало й владу темряви. Тож, Владико чоловіколюбний, прийми від нас грішних ці вдячні і благальні молитви, і визволь нас від усякого згубного й темного гріха, і від усіх видимих і невидимих ворогів, що бажають вчинити нам зло. До страху твого прикуй тіла наші й не допусти сердець наших до слів, або помислів лукавих, але любов’ю твоєю пройми душі наші, щоб, повсякчас на тебе дивлячись і світлом твоїм керуючись, бачили тебе, неприступне й вічне світло, та щоб невпинно хвалу й подяку віддавали тобі: безначальному Отцеві з єдинородним твоїм Сином і </w:t>
-      </w:r>
-      <w:proofErr w:type="spellStart"/>
-      <w:r>
-        <w:rPr>
-          <w:rFonts w:ascii="Times New Roman" w:hAnsi="Times New Roman"/>
-          <w:sz w:val="24"/>
-        </w:rPr>
-        <w:t>всесвятим</w:t>
-      </w:r>
-      <w:proofErr w:type="spellEnd"/>
-      <w:r>
-        <w:rPr>
-          <w:rFonts w:ascii="Times New Roman" w:hAnsi="Times New Roman"/>
-          <w:sz w:val="24"/>
-        </w:rPr>
-        <w:t xml:space="preserve">, і благим, і животворним твоїм Духом, нині, і повсякчас, і на віки </w:t>
-      </w:r>
-      <w:r>
-        <w:rPr>
-          <w:rFonts w:ascii="Times New Roman" w:hAnsi="Times New Roman"/>
-          <w:sz w:val="24"/>
-        </w:rPr>
-        <w:t>віків.</w:t>
-      </w:r>
-      <w:r>
-        <w:rPr>
-          <w:rFonts w:ascii="Times New Roman" w:hAnsi="Times New Roman"/>
-          <w:sz w:val="24"/>
-        </w:rPr>
-        <w:t xml:space="preserve"> </w:t>
       </w:r>
     </w:p>
     <w:p>
@@ -9678,25 +10034,6 @@
       </w:r>
     </w:p>
     <w:p>
-      <w:r>
-        <w:rPr>
-          <w:rFonts w:ascii="Times New Roman" w:hAnsi="Times New Roman"/>
-          <w:i/>
-          <w:color w:val="FF4400"/>
-          <w:sz w:val="24"/>
-        </w:rPr>
-        <w:t xml:space="preserve">Тропар (г. 4): </w:t>
-      </w:r>
-      <w:r>
-        <w:rPr>
-          <w:rFonts w:ascii="Times New Roman" w:hAnsi="Times New Roman"/>
-          <w:color w:val="333333"/>
-          <w:sz w:val="24"/>
-        </w:rPr>
-        <w:t>Сві́тлую воскресі́ння про́повідь від а́нгела взна́вши* і пра́дідне осу́дження відки́нувши,* Госпо́дні учени́ці, хва́лячись, апо́столам мо́вили:* Повали́лася смерть, воскре́с Христо́с Бог,* дару́ючи сві́тові вели́ку ми́лість.</w:t>
-      </w:r>
-    </w:p>
-    <w:p>
       <w:pPr>
         <w:spacing w:line="240" w:lineRule="auto"/>
         <w:rPr>
@@ -9713,21 +10050,23 @@
       </w:r>
     </w:p>
     <w:p>
-      <w:r>
-        <w:rPr>
-          <w:rFonts w:ascii="Times New Roman" w:hAnsi="Times New Roman"/>
-          <w:i/>
-          <w:color w:val="FF0000"/>
-          <w:sz w:val="24"/>
-        </w:rPr>
-        <w:t xml:space="preserve">Тропар (г. 2): </w:t>
-      </w:r>
-      <w:r>
-        <w:rPr>
-          <w:rFonts w:ascii="Times New Roman" w:hAnsi="Times New Roman"/>
-          <w:sz w:val="24"/>
-        </w:rPr>
-        <w:t>Пророка твого, Господи, Єремії, святкуючи пам’ять,* молимось його ради спасти душі наші.</w:t>
+      <w:pPr>
+        <w:spacing w:line="240" w:lineRule="auto"/>
+        <w:rPr>
+          <w:rFonts w:ascii="Times New Roman" w:hAnsi="Times New Roman"/>
+          <w:i/>
+          <w:color w:val="FF0000"/>
+          <w:sz w:val="24"/>
+        </w:rPr>
+      </w:pPr>
+      <w:r>
+        <w:rPr>
+          <w:rFonts w:ascii="Times New Roman" w:hAnsi="Times New Roman"/>
+          <w:i/>
+          <w:color w:val="FF0000"/>
+          <w:sz w:val="24"/>
+        </w:rPr>
+        <w:t xml:space="preserve">Тропар </w:t>
       </w:r>
     </w:p>
     <w:p>
@@ -10194,63 +10533,23 @@
       </w:r>
     </w:p>
     <w:p>
-      <w:r>
-        <w:rPr>
-          <w:rFonts w:ascii="Times New Roman" w:hAnsi="Times New Roman"/>
-          <w:i/>
-          <w:color w:val="FF0000"/>
-          <w:sz w:val="24"/>
-        </w:rPr>
-        <w:t>Кондак (г. 3):</w:t>
-      </w:r>
-      <w:r>
-        <w:rPr>
-          <w:rFonts w:ascii="Times New Roman" w:hAnsi="Times New Roman"/>
-          <w:sz w:val="24"/>
-        </w:rPr>
-        <w:t xml:space="preserve"> Очистивши Духом, великий пророку і мученику,* твоє </w:t>
-      </w:r>
-      <w:r>
-        <w:rPr>
-          <w:rFonts w:ascii="Times New Roman" w:hAnsi="Times New Roman"/>
-          <w:sz w:val="24"/>
-        </w:rPr>
-        <w:t>світлосяйне</w:t>
-      </w:r>
-      <w:r>
-        <w:rPr>
-          <w:rFonts w:ascii="Times New Roman" w:hAnsi="Times New Roman"/>
-          <w:sz w:val="24"/>
-        </w:rPr>
-        <w:t xml:space="preserve"> серце, славний Єреміє,* пророцтва дар з висот прийняв єси* і взивав ти </w:t>
-      </w:r>
-      <w:r>
-        <w:rPr>
-          <w:rFonts w:ascii="Times New Roman" w:hAnsi="Times New Roman"/>
-          <w:sz w:val="24"/>
-        </w:rPr>
-        <w:t>велегласно</w:t>
-      </w:r>
-      <w:r>
-        <w:rPr>
-          <w:rFonts w:ascii="Times New Roman" w:hAnsi="Times New Roman"/>
-          <w:sz w:val="24"/>
-        </w:rPr>
-        <w:t xml:space="preserve"> навкруги:* цей Бог наш і не </w:t>
-      </w:r>
-      <w:r>
-        <w:rPr>
-          <w:rFonts w:ascii="Times New Roman" w:hAnsi="Times New Roman"/>
-          <w:sz w:val="24"/>
-        </w:rPr>
-        <w:t>додасться</w:t>
-      </w:r>
-      <w:r>
-        <w:rPr>
-          <w:rFonts w:ascii="Times New Roman" w:hAnsi="Times New Roman"/>
-          <w:sz w:val="24"/>
-        </w:rPr>
-        <w:t xml:space="preserve"> інший до Нього,* який воплотився і явився на землі.</w:t>
+      <w:pPr>
+        <w:spacing w:line="240" w:lineRule="auto"/>
+        <w:rPr>
+          <w:rFonts w:ascii="Times New Roman" w:hAnsi="Times New Roman"/>
+          <w:i/>
+          <w:color w:val="FF0000"/>
+          <w:sz w:val="24"/>
+        </w:rPr>
+      </w:pPr>
+      <w:r>
+        <w:rPr>
+          <w:rFonts w:ascii="Times New Roman" w:hAnsi="Times New Roman"/>
+          <w:i/>
+          <w:color w:val="FF0000"/>
+          <w:sz w:val="24"/>
+        </w:rPr>
+        <w:t xml:space="preserve">Кондак </w:t>
       </w:r>
     </w:p>
     <w:p>
@@ -10290,6 +10589,8 @@
         <w:spacing w:line="240" w:lineRule="auto"/>
         <w:rPr>
           <w:rFonts w:ascii="Times New Roman" w:hAnsi="Times New Roman"/>
+          <w:i/>
+          <w:color w:val="FF0000"/>
           <w:sz w:val="24"/>
         </w:rPr>
       </w:pPr>
@@ -10308,13 +10609,6 @@
         </w:rPr>
         <w:t>віків.</w:t>
       </w:r>
-      <w:r>
-        <w:rPr>
-          <w:rFonts w:ascii="Times New Roman" w:hAnsi="Times New Roman"/>
-          <w:sz w:val="24"/>
-        </w:rPr>
-        <w:t xml:space="preserve"> </w:t>
-      </w:r>
     </w:p>
     <w:p>
       <w:pPr>
@@ -10512,6 +10806,8 @@
         <w:spacing w:line="240" w:lineRule="auto"/>
         <w:rPr>
           <w:rFonts w:ascii="Times New Roman" w:hAnsi="Times New Roman"/>
+          <w:i/>
+          <w:color w:val="FF0000"/>
           <w:sz w:val="24"/>
         </w:rPr>
       </w:pPr>
@@ -10576,13 +10872,6 @@
           <w:sz w:val="24"/>
         </w:rPr>
         <w:t>віків.</w:t>
-      </w:r>
-      <w:r>
-        <w:rPr>
-          <w:rFonts w:ascii="Times New Roman" w:hAnsi="Times New Roman"/>
-          <w:sz w:val="24"/>
-        </w:rPr>
-        <w:t xml:space="preserve"> </w:t>
       </w:r>
     </w:p>
     <w:p>
